--- a/eng/docx/020.content.docx
+++ b/eng/docx/020.content.docx
@@ -310,36 +310,24 @@
         </w:rPr>
         <w:t xml:space="preserve"> </w:t>
       </w:r>
-      <w:hyperlink r:id="rId13">
-        <w:r>
-          <w:rPr>
-            <w:lang w:val="en_US" w:bidi="en_US"/>
-          </w:rPr>
-          <w:rPr>
-            <w:color w:val="0000EE"/>
-            <w:u w:val="single"/>
-          </w:rPr>
-          <w:t>Dn 2:31</w:t>
-        </w:r>
-      </w:hyperlink>
+      <w:r>
+        <w:rPr>
+          <w:lang w:val="en_US" w:bidi="en_US"/>
+        </w:rPr>
+        <w:t>Dn 2:31</w:t>
+      </w:r>
       <w:r>
         <w:rPr>
           <w:lang w:val="en_US" w:bidi="en_US"/>
         </w:rPr>
         <w:t xml:space="preserve">, </w:t>
       </w:r>
-      <w:hyperlink r:id="rId14">
-        <w:r>
-          <w:rPr>
-            <w:lang w:val="en_US" w:bidi="en_US"/>
-          </w:rPr>
-          <w:rPr>
-            <w:color w:val="0000EE"/>
-            <w:u w:val="single"/>
-          </w:rPr>
-          <w:t>3:25</w:t>
-        </w:r>
-      </w:hyperlink>
+      <w:r>
+        <w:rPr>
+          <w:lang w:val="en_US" w:bidi="en_US"/>
+        </w:rPr>
+        <w:t>3:25</w:t>
+      </w:r>
       <w:r>
         <w:rPr>
           <w:lang w:val="en_US" w:bidi="en_US"/>
@@ -409,18 +397,12 @@
         </w:rPr>
         <w:t>:</w:t>
       </w:r>
-      <w:hyperlink r:id="rId15">
-        <w:r>
-          <w:rPr>
-            <w:lang w:val="en_US" w:bidi="en_US"/>
-          </w:rPr>
-          <w:rPr>
-            <w:color w:val="0000EE"/>
-            <w:u w:val="single"/>
-          </w:rPr>
-          <w:t>Dn 7:6</w:t>
-        </w:r>
-      </w:hyperlink>
+      <w:r>
+        <w:rPr>
+          <w:lang w:val="en_US" w:bidi="en_US"/>
+        </w:rPr>
+        <w:t>Dn 7:6</w:t>
+      </w:r>
       <w:r>
         <w:rPr>
           <w:lang w:val="en_US" w:bidi="en_US"/>
@@ -500,18 +482,12 @@
         </w:rPr>
         <w:t xml:space="preserve">: </w:t>
       </w:r>
-      <w:hyperlink r:id="rId16">
-        <w:r>
-          <w:rPr>
-            <w:lang w:val="en_US" w:bidi="en_US"/>
-          </w:rPr>
-          <w:rPr>
-            <w:color w:val="0000EE"/>
-            <w:u w:val="single"/>
-          </w:rPr>
-          <w:t>Dn 7:1</w:t>
-        </w:r>
-      </w:hyperlink>
+      <w:r>
+        <w:rPr>
+          <w:lang w:val="en_US" w:bidi="en_US"/>
+        </w:rPr>
+        <w:t>Dn 7:1</w:t>
+      </w:r>
       <w:r>
         <w:rPr>
           <w:lang w:val="en_US" w:bidi="en_US"/>
@@ -530,18 +506,12 @@
         </w:rPr>
         <w:t xml:space="preserve"> </w:t>
       </w:r>
-      <w:hyperlink r:id="rId17">
-        <w:r>
-          <w:rPr>
-            <w:lang w:val="en_US" w:bidi="en_US"/>
-          </w:rPr>
-          <w:rPr>
-            <w:color w:val="0000EE"/>
-            <w:u w:val="single"/>
-          </w:rPr>
-          <w:t>2:38</w:t>
-        </w:r>
-      </w:hyperlink>
+      <w:r>
+        <w:rPr>
+          <w:lang w:val="en_US" w:bidi="en_US"/>
+        </w:rPr>
+        <w:t>2:38</w:t>
+      </w:r>
       <w:r>
         <w:rPr>
           <w:lang w:val="en_US" w:bidi="en_US"/>
@@ -560,18 +530,12 @@
         </w:rPr>
         <w:t xml:space="preserve"> </w:t>
       </w:r>
-      <w:hyperlink r:id="rId18">
-        <w:r>
-          <w:rPr>
-            <w:lang w:val="en_US" w:bidi="en_US"/>
-          </w:rPr>
-          <w:rPr>
-            <w:color w:val="0000EE"/>
-            <w:u w:val="single"/>
-          </w:rPr>
-          <w:t>4:2</w:t>
-        </w:r>
-      </w:hyperlink>
+      <w:r>
+        <w:rPr>
+          <w:lang w:val="en_US" w:bidi="en_US"/>
+        </w:rPr>
+        <w:t>4:2</w:t>
+      </w:r>
       <w:r>
         <w:rPr>
           <w:lang w:val="en_US" w:bidi="en_US"/>
@@ -590,18 +554,12 @@
         </w:rPr>
         <w:t xml:space="preserve"> </w:t>
       </w:r>
-      <w:hyperlink r:id="rId19">
-        <w:r>
-          <w:rPr>
-            <w:lang w:val="en_US" w:bidi="en_US"/>
-          </w:rPr>
-          <w:rPr>
-            <w:color w:val="0000EE"/>
-            <w:u w:val="single"/>
-          </w:rPr>
-          <w:t>2:28</w:t>
-        </w:r>
-      </w:hyperlink>
+      <w:r>
+        <w:rPr>
+          <w:lang w:val="en_US" w:bidi="en_US"/>
+        </w:rPr>
+        <w:t>2:28</w:t>
+      </w:r>
       <w:r>
         <w:rPr>
           <w:lang w:val="en_US" w:bidi="en_US"/>
@@ -620,18 +578,12 @@
         </w:rPr>
         <w:t xml:space="preserve"> v:</w:t>
       </w:r>
-      <w:hyperlink r:id="rId20">
-        <w:r>
-          <w:rPr>
-            <w:lang w:val="en_US" w:bidi="en_US"/>
-          </w:rPr>
-          <w:rPr>
-            <w:color w:val="0000EE"/>
-            <w:u w:val="single"/>
-          </w:rPr>
-          <w:t>32</w:t>
-        </w:r>
-      </w:hyperlink>
+      <w:r>
+        <w:rPr>
+          <w:lang w:val="en_US" w:bidi="en_US"/>
+        </w:rPr>
+        <w:t>32</w:t>
+      </w:r>
       <w:r>
         <w:rPr>
           <w:lang w:val="en_US" w:bidi="en_US"/>
@@ -650,18 +602,12 @@
         </w:rPr>
         <w:t xml:space="preserve"> </w:t>
       </w:r>
-      <w:hyperlink r:id="rId21">
-        <w:r>
-          <w:rPr>
-            <w:lang w:val="en_US" w:bidi="en_US"/>
-          </w:rPr>
-          <w:rPr>
-            <w:color w:val="0000EE"/>
-            <w:u w:val="single"/>
-          </w:rPr>
-          <w:t>7:20</w:t>
-        </w:r>
-      </w:hyperlink>
+      <w:r>
+        <w:rPr>
+          <w:lang w:val="en_US" w:bidi="en_US"/>
+        </w:rPr>
+        <w:t>7:20</w:t>
+      </w:r>
       <w:r>
         <w:rPr>
           <w:lang w:val="en_US" w:bidi="en_US"/>
@@ -680,18 +626,12 @@
         </w:rPr>
         <w:t xml:space="preserve"> </w:t>
       </w:r>
-      <w:hyperlink r:id="rId22">
-        <w:r>
-          <w:rPr>
-            <w:lang w:val="en_US" w:bidi="en_US"/>
-          </w:rPr>
-          <w:rPr>
-            <w:color w:val="0000EE"/>
-            <w:u w:val="single"/>
-          </w:rPr>
-          <w:t>3:27</w:t>
-        </w:r>
-      </w:hyperlink>
+      <w:r>
+        <w:rPr>
+          <w:lang w:val="en_US" w:bidi="en_US"/>
+        </w:rPr>
+        <w:t>3:27</w:t>
+      </w:r>
       <w:r>
         <w:rPr>
           <w:lang w:val="en_US" w:bidi="en_US"/>
@@ -722,18 +662,12 @@
         </w:rPr>
         <w:t xml:space="preserve"> </w:t>
       </w:r>
-      <w:hyperlink r:id="rId15">
-        <w:r>
-          <w:rPr>
-            <w:lang w:val="en_US" w:bidi="en_US"/>
-          </w:rPr>
-          <w:rPr>
-            <w:color w:val="0000EE"/>
-            <w:u w:val="single"/>
-          </w:rPr>
-          <w:t>7:6</w:t>
-        </w:r>
-      </w:hyperlink>
+      <w:r>
+        <w:rPr>
+          <w:lang w:val="en_US" w:bidi="en_US"/>
+        </w:rPr>
+        <w:t>7:6</w:t>
+      </w:r>
       <w:r>
         <w:rPr>
           <w:lang w:val="en_US" w:bidi="en_US"/>
@@ -802,18 +736,12 @@
         </w:rPr>
         <w:t xml:space="preserve">) </w:t>
       </w:r>
-      <w:hyperlink r:id="rId23">
-        <w:r>
-          <w:rPr>
-            <w:lang w:val="en_US" w:bidi="en_US"/>
-          </w:rPr>
-          <w:rPr>
-            <w:color w:val="0000EE"/>
-            <w:u w:val="single"/>
-          </w:rPr>
-          <w:t>Ezr 5:10</w:t>
-        </w:r>
-      </w:hyperlink>
+      <w:r>
+        <w:rPr>
+          <w:lang w:val="en_US" w:bidi="en_US"/>
+        </w:rPr>
+        <w:t>Ezr 5:10</w:t>
+      </w:r>
       <w:r>
         <w:rPr>
           <w:lang w:val="en_US" w:bidi="en_US"/>
@@ -852,108 +780,72 @@
         </w:rPr>
         <w:t xml:space="preserve"> of man </w:t>
       </w:r>
-      <w:hyperlink r:id="rId22">
-        <w:r>
-          <w:rPr>
-            <w:lang w:val="en_US" w:bidi="en_US"/>
-          </w:rPr>
-          <w:rPr>
-            <w:color w:val="0000EE"/>
-            <w:u w:val="single"/>
-          </w:rPr>
-          <w:t>Dn 3:27</w:t>
-        </w:r>
-      </w:hyperlink>
+      <w:r>
+        <w:rPr>
+          <w:lang w:val="en_US" w:bidi="en_US"/>
+        </w:rPr>
+        <w:t>Dn 3:27</w:t>
+      </w:r>
       <w:r>
         <w:rPr>
           <w:lang w:val="en_US" w:bidi="en_US"/>
         </w:rPr>
         <w:t xml:space="preserve">, cf. </w:t>
       </w:r>
-      <w:hyperlink r:id="rId24">
-        <w:r>
-          <w:rPr>
-            <w:lang w:val="en_US" w:bidi="en_US"/>
-          </w:rPr>
-          <w:rPr>
-            <w:color w:val="0000EE"/>
-            <w:u w:val="single"/>
-          </w:rPr>
-          <w:t>7:9</w:t>
-        </w:r>
-      </w:hyperlink>
+      <w:r>
+        <w:rPr>
+          <w:lang w:val="en_US" w:bidi="en_US"/>
+        </w:rPr>
+        <w:t>7:9</w:t>
+      </w:r>
       <w:r>
         <w:rPr>
           <w:lang w:val="en_US" w:bidi="en_US"/>
         </w:rPr>
         <w:t xml:space="preserve">; in vision: of image </w:t>
       </w:r>
-      <w:hyperlink r:id="rId20">
-        <w:r>
-          <w:rPr>
-            <w:lang w:val="en_US" w:bidi="en_US"/>
-          </w:rPr>
-          <w:rPr>
-            <w:color w:val="0000EE"/>
-            <w:u w:val="single"/>
-          </w:rPr>
-          <w:t>2:32</w:t>
-        </w:r>
-      </w:hyperlink>
+      <w:r>
+        <w:rPr>
+          <w:lang w:val="en_US" w:bidi="en_US"/>
+        </w:rPr>
+        <w:t>2:32</w:t>
+      </w:r>
       <w:r>
         <w:rPr>
           <w:lang w:val="en_US" w:bidi="en_US"/>
         </w:rPr>
         <w:t xml:space="preserve">, </w:t>
       </w:r>
-      <w:hyperlink r:id="rId17">
-        <w:r>
-          <w:rPr>
-            <w:lang w:val="en_US" w:bidi="en_US"/>
-          </w:rPr>
-          <w:rPr>
-            <w:color w:val="0000EE"/>
-            <w:u w:val="single"/>
-          </w:rPr>
-          <w:t>2:38</w:t>
-        </w:r>
-      </w:hyperlink>
+      <w:r>
+        <w:rPr>
+          <w:lang w:val="en_US" w:bidi="en_US"/>
+        </w:rPr>
+        <w:t>2:38</w:t>
+      </w:r>
       <w:r>
         <w:rPr>
           <w:lang w:val="en_US" w:bidi="en_US"/>
         </w:rPr>
         <w:t xml:space="preserve">, beast </w:t>
       </w:r>
-      <w:hyperlink r:id="rId15">
-        <w:r>
-          <w:rPr>
-            <w:lang w:val="en_US" w:bidi="en_US"/>
-          </w:rPr>
-          <w:rPr>
-            <w:color w:val="0000EE"/>
-            <w:u w:val="single"/>
-          </w:rPr>
-          <w:t>7:6</w:t>
-        </w:r>
-      </w:hyperlink>
+      <w:r>
+        <w:rPr>
+          <w:lang w:val="en_US" w:bidi="en_US"/>
+        </w:rPr>
+        <w:t>7:6</w:t>
+      </w:r>
       <w:r>
         <w:rPr>
           <w:lang w:val="en_US" w:bidi="en_US"/>
         </w:rPr>
         <w:t xml:space="preserve">, </w:t>
       </w:r>
-      <w:hyperlink r:id="rId21">
-        <w:r>
-          <w:rPr>
-            <w:lang w:val="en_US" w:bidi="en_US"/>
-          </w:rPr>
-          <w:rPr>
-            <w:color w:val="0000EE"/>
-            <w:u w:val="single"/>
-          </w:rPr>
-          <w:t>7:20</w:t>
-        </w:r>
-      </w:hyperlink>
+      <w:r>
+        <w:rPr>
+          <w:lang w:val="en_US" w:bidi="en_US"/>
+        </w:rPr>
+        <w:t>7:20</w:t>
+      </w:r>
       <w:r>
         <w:rPr>
           <w:lang w:val="en_US" w:bidi="en_US"/>
@@ -998,108 +890,72 @@
         </w:rPr>
         <w:t xml:space="preserve">, etc., </w:t>
       </w:r>
-      <w:hyperlink r:id="rId19">
-        <w:r>
-          <w:rPr>
-            <w:lang w:val="en_US" w:bidi="en_US"/>
-          </w:rPr>
-          <w:rPr>
-            <w:color w:val="0000EE"/>
-            <w:u w:val="single"/>
-          </w:rPr>
-          <w:t>2:28</w:t>
-        </w:r>
-      </w:hyperlink>
+      <w:r>
+        <w:rPr>
+          <w:lang w:val="en_US" w:bidi="en_US"/>
+        </w:rPr>
+        <w:t>2:28</w:t>
+      </w:r>
       <w:r>
         <w:rPr>
           <w:lang w:val="en_US" w:bidi="en_US"/>
         </w:rPr>
         <w:t xml:space="preserve">, </w:t>
       </w:r>
-      <w:hyperlink r:id="rId18">
-        <w:r>
-          <w:rPr>
-            <w:lang w:val="en_US" w:bidi="en_US"/>
-          </w:rPr>
-          <w:rPr>
-            <w:color w:val="0000EE"/>
-            <w:u w:val="single"/>
-          </w:rPr>
-          <w:t>4:2</w:t>
-        </w:r>
-      </w:hyperlink>
+      <w:r>
+        <w:rPr>
+          <w:lang w:val="en_US" w:bidi="en_US"/>
+        </w:rPr>
+        <w:t>4:2</w:t>
+      </w:r>
       <w:r>
         <w:rPr>
           <w:lang w:val="en_US" w:bidi="en_US"/>
         </w:rPr>
         <w:t xml:space="preserve">, </w:t>
       </w:r>
-      <w:hyperlink r:id="rId25">
-        <w:r>
-          <w:rPr>
-            <w:lang w:val="en_US" w:bidi="en_US"/>
-          </w:rPr>
-          <w:rPr>
-            <w:color w:val="0000EE"/>
-            <w:u w:val="single"/>
-          </w:rPr>
-          <w:t>4:7</w:t>
-        </w:r>
-      </w:hyperlink>
+      <w:r>
+        <w:rPr>
+          <w:lang w:val="en_US" w:bidi="en_US"/>
+        </w:rPr>
+        <w:t>4:7</w:t>
+      </w:r>
       <w:r>
         <w:rPr>
           <w:lang w:val="en_US" w:bidi="en_US"/>
         </w:rPr>
         <w:t xml:space="preserve">, </w:t>
       </w:r>
-      <w:hyperlink r:id="rId26">
-        <w:r>
-          <w:rPr>
-            <w:lang w:val="en_US" w:bidi="en_US"/>
-          </w:rPr>
-          <w:rPr>
-            <w:color w:val="0000EE"/>
-            <w:u w:val="single"/>
-          </w:rPr>
-          <w:t>4:10</w:t>
-        </w:r>
-      </w:hyperlink>
+      <w:r>
+        <w:rPr>
+          <w:lang w:val="en_US" w:bidi="en_US"/>
+        </w:rPr>
+        <w:t>4:10</w:t>
+      </w:r>
       <w:r>
         <w:rPr>
           <w:lang w:val="en_US" w:bidi="en_US"/>
         </w:rPr>
         <w:t xml:space="preserve">, </w:t>
       </w:r>
-      <w:hyperlink r:id="rId16">
-        <w:r>
-          <w:rPr>
-            <w:lang w:val="en_US" w:bidi="en_US"/>
-          </w:rPr>
-          <w:rPr>
-            <w:color w:val="0000EE"/>
-            <w:u w:val="single"/>
-          </w:rPr>
-          <w:t>7:1</w:t>
-        </w:r>
-      </w:hyperlink>
+      <w:r>
+        <w:rPr>
+          <w:lang w:val="en_US" w:bidi="en_US"/>
+        </w:rPr>
+        <w:t>7:1</w:t>
+      </w:r>
       <w:r>
         <w:rPr>
           <w:lang w:val="en_US" w:bidi="en_US"/>
         </w:rPr>
         <w:t xml:space="preserve">, </w:t>
       </w:r>
-      <w:hyperlink r:id="rId27">
-        <w:r>
-          <w:rPr>
-            <w:lang w:val="en_US" w:bidi="en_US"/>
-          </w:rPr>
-          <w:rPr>
-            <w:color w:val="0000EE"/>
-            <w:u w:val="single"/>
-          </w:rPr>
-          <w:t>7:15</w:t>
-        </w:r>
-      </w:hyperlink>
+      <w:r>
+        <w:rPr>
+          <w:lang w:val="en_US" w:bidi="en_US"/>
+        </w:rPr>
+        <w:t>7:15</w:t>
+      </w:r>
       <w:r>
         <w:rPr>
           <w:lang w:val="en_US" w:bidi="en_US"/>
@@ -1144,18 +1000,12 @@
         </w:rPr>
         <w:t xml:space="preserve">: </w:t>
       </w:r>
-      <w:hyperlink r:id="rId23">
-        <w:r>
-          <w:rPr>
-            <w:lang w:val="en_US" w:bidi="en_US"/>
-          </w:rPr>
-          <w:rPr>
-            <w:color w:val="0000EE"/>
-            <w:u w:val="single"/>
-          </w:rPr>
-          <w:t>Ezr 5:10</w:t>
-        </w:r>
-      </w:hyperlink>
+      <w:r>
+        <w:rPr>
+          <w:lang w:val="en_US" w:bidi="en_US"/>
+        </w:rPr>
+        <w:t>Ezr 5:10</w:t>
+      </w:r>
       <w:r>
         <w:rPr>
           <w:lang w:val="en_US" w:bidi="en_US"/>
@@ -1201,18 +1051,12 @@
         </w:rPr>
         <w:t xml:space="preserve">, essential content, of matters </w:t>
       </w:r>
-      <w:hyperlink r:id="rId16">
-        <w:r>
-          <w:rPr>
-            <w:lang w:val="en_US" w:bidi="en_US"/>
-          </w:rPr>
-          <w:rPr>
-            <w:color w:val="0000EE"/>
-            <w:u w:val="single"/>
-          </w:rPr>
-          <w:t>Dn 7:1</w:t>
-        </w:r>
-      </w:hyperlink>
+      <w:r>
+        <w:rPr>
+          <w:lang w:val="en_US" w:bidi="en_US"/>
+        </w:rPr>
+        <w:t>Dn 7:1</w:t>
+      </w:r>
       <w:r>
         <w:rPr>
           <w:lang w:val="en_US" w:bidi="en_US"/>
@@ -1428,36 +1272,24 @@
         </w:rPr>
         <w:t xml:space="preserve"> great (Targum Syr.);—abs. </w:t>
       </w:r>
-      <w:hyperlink r:id="rId13">
-        <w:r>
-          <w:rPr>
-            <w:lang w:val="en_US" w:bidi="en_US"/>
-          </w:rPr>
-          <w:rPr>
-            <w:color w:val="0000EE"/>
-            <w:u w:val="single"/>
-          </w:rPr>
-          <w:t>Dn 2:31</w:t>
-        </w:r>
-      </w:hyperlink>
+      <w:r>
+        <w:rPr>
+          <w:lang w:val="en_US" w:bidi="en_US"/>
+        </w:rPr>
+        <w:t>Dn 2:31</w:t>
+      </w:r>
       <w:r>
         <w:rPr>
           <w:lang w:val="en_US" w:bidi="en_US"/>
         </w:rPr>
         <w:t xml:space="preserve"> +, cstr. v:</w:t>
       </w:r>
-      <w:hyperlink r:id="rId28">
-        <w:r>
-          <w:rPr>
-            <w:lang w:val="en_US" w:bidi="en_US"/>
-          </w:rPr>
-          <w:rPr>
-            <w:color w:val="0000EE"/>
-            <w:u w:val="single"/>
-          </w:rPr>
-          <w:t>14</w:t>
-        </w:r>
-      </w:hyperlink>
+      <w:r>
+        <w:rPr>
+          <w:lang w:val="en_US" w:bidi="en_US"/>
+        </w:rPr>
+        <w:t>14</w:t>
+      </w:r>
       <w:r>
         <w:rPr>
           <w:lang w:val="en_US" w:bidi="en_US"/>
@@ -1476,18 +1308,12 @@
         </w:rPr>
         <w:t xml:space="preserve"> </w:t>
       </w:r>
-      <w:hyperlink r:id="rId29">
-        <w:r>
-          <w:rPr>
-            <w:lang w:val="en_US" w:bidi="en_US"/>
-          </w:rPr>
-          <w:rPr>
-            <w:color w:val="0000EE"/>
-            <w:u w:val="single"/>
-          </w:rPr>
-          <w:t>Ezr 4:10</w:t>
-        </w:r>
-      </w:hyperlink>
+      <w:r>
+        <w:rPr>
+          <w:lang w:val="en_US" w:bidi="en_US"/>
+        </w:rPr>
+        <w:t>Ezr 4:10</w:t>
+      </w:r>
       <w:r>
         <w:rPr>
           <w:lang w:val="en_US" w:bidi="en_US"/>
@@ -1506,18 +1332,12 @@
         </w:rPr>
         <w:t xml:space="preserve"> </w:t>
       </w:r>
-      <w:hyperlink r:id="rId30">
-        <w:r>
-          <w:rPr>
-            <w:lang w:val="en_US" w:bidi="en_US"/>
-          </w:rPr>
-          <w:rPr>
-            <w:color w:val="0000EE"/>
-            <w:u w:val="single"/>
-          </w:rPr>
-          <w:t>Dn 4:27</w:t>
-        </w:r>
-      </w:hyperlink>
+      <w:r>
+        <w:rPr>
+          <w:lang w:val="en_US" w:bidi="en_US"/>
+        </w:rPr>
+        <w:t>Dn 4:27</w:t>
+      </w:r>
       <w:r>
         <w:rPr>
           <w:lang w:val="en_US" w:bidi="en_US"/>
@@ -1567,18 +1387,12 @@
         </w:rPr>
         <w:t xml:space="preserve">- </w:t>
       </w:r>
-      <w:hyperlink r:id="rId31">
-        <w:r>
-          <w:rPr>
-            <w:lang w:val="en_US" w:bidi="en_US"/>
-          </w:rPr>
-          <w:rPr>
-            <w:color w:val="0000EE"/>
-            <w:u w:val="single"/>
-          </w:rPr>
-          <w:t>2:48</w:t>
-        </w:r>
-      </w:hyperlink>
+      <w:r>
+        <w:rPr>
+          <w:lang w:val="en_US" w:bidi="en_US"/>
+        </w:rPr>
+        <w:t>2:48</w:t>
+      </w:r>
       <w:r>
         <w:rPr>
           <w:lang w:val="en_US" w:bidi="en_US"/>
@@ -1597,36 +1411,24 @@
         </w:rPr>
         <w:t xml:space="preserve"> </w:t>
       </w:r>
-      <w:hyperlink r:id="rId32">
-        <w:r>
-          <w:rPr>
-            <w:lang w:val="en_US" w:bidi="en_US"/>
-          </w:rPr>
-          <w:rPr>
-            <w:color w:val="0000EE"/>
-            <w:u w:val="single"/>
-          </w:rPr>
-          <w:t>7:11</w:t>
-        </w:r>
-      </w:hyperlink>
+      <w:r>
+        <w:rPr>
+          <w:lang w:val="en_US" w:bidi="en_US"/>
+        </w:rPr>
+        <w:t>7:11</w:t>
+      </w:r>
       <w:r>
         <w:rPr>
           <w:lang w:val="en_US" w:bidi="en_US"/>
         </w:rPr>
         <w:t xml:space="preserve">, </w:t>
       </w:r>
-      <w:hyperlink r:id="rId33">
-        <w:r>
-          <w:rPr>
-            <w:lang w:val="en_US" w:bidi="en_US"/>
-          </w:rPr>
-          <w:rPr>
-            <w:color w:val="0000EE"/>
-            <w:u w:val="single"/>
-          </w:rPr>
-          <w:t>7:17</w:t>
-        </w:r>
-      </w:hyperlink>
+      <w:r>
+        <w:rPr>
+          <w:lang w:val="en_US" w:bidi="en_US"/>
+        </w:rPr>
+        <w:t>7:17</w:t>
+      </w:r>
       <w:r>
         <w:rPr>
           <w:lang w:val="en_US" w:bidi="en_US"/>
@@ -1659,144 +1461,96 @@
         </w:rPr>
         <w:t xml:space="preserve">, lit., of image </w:t>
       </w:r>
-      <w:hyperlink r:id="rId13">
-        <w:r>
-          <w:rPr>
-            <w:lang w:val="en_US" w:bidi="en_US"/>
-          </w:rPr>
-          <w:rPr>
-            <w:color w:val="0000EE"/>
-            <w:u w:val="single"/>
-          </w:rPr>
-          <w:t>Dn 2:31</w:t>
-        </w:r>
-      </w:hyperlink>
+      <w:r>
+        <w:rPr>
+          <w:lang w:val="en_US" w:bidi="en_US"/>
+        </w:rPr>
+        <w:t>Dn 2:31</w:t>
+      </w:r>
       <w:r>
         <w:rPr>
           <w:lang w:val="en_US" w:bidi="en_US"/>
         </w:rPr>
         <w:t>, rock v:</w:t>
       </w:r>
-      <w:hyperlink r:id="rId34">
-        <w:r>
-          <w:rPr>
-            <w:lang w:val="en_US" w:bidi="en_US"/>
-          </w:rPr>
-          <w:rPr>
-            <w:color w:val="0000EE"/>
-            <w:u w:val="single"/>
-          </w:rPr>
-          <w:t>35</w:t>
-        </w:r>
-      </w:hyperlink>
+      <w:r>
+        <w:rPr>
+          <w:lang w:val="en_US" w:bidi="en_US"/>
+        </w:rPr>
+        <w:t>35</w:t>
+      </w:r>
       <w:r>
         <w:rPr>
           <w:lang w:val="en_US" w:bidi="en_US"/>
         </w:rPr>
         <w:t xml:space="preserve">, city </w:t>
       </w:r>
-      <w:hyperlink r:id="rId30">
-        <w:r>
-          <w:rPr>
-            <w:lang w:val="en_US" w:bidi="en_US"/>
-          </w:rPr>
-          <w:rPr>
-            <w:color w:val="0000EE"/>
-            <w:u w:val="single"/>
-          </w:rPr>
-          <w:t>4:27</w:t>
-        </w:r>
-      </w:hyperlink>
+      <w:r>
+        <w:rPr>
+          <w:lang w:val="en_US" w:bidi="en_US"/>
+        </w:rPr>
+        <w:t>4:27</w:t>
+      </w:r>
       <w:r>
         <w:rPr>
           <w:lang w:val="en_US" w:bidi="en_US"/>
         </w:rPr>
         <w:t xml:space="preserve">, sea </w:t>
       </w:r>
-      <w:hyperlink r:id="rId35">
-        <w:r>
-          <w:rPr>
-            <w:lang w:val="en_US" w:bidi="en_US"/>
-          </w:rPr>
-          <w:rPr>
-            <w:color w:val="0000EE"/>
-            <w:u w:val="single"/>
-          </w:rPr>
-          <w:t>7:2</w:t>
-        </w:r>
-      </w:hyperlink>
+      <w:r>
+        <w:rPr>
+          <w:lang w:val="en_US" w:bidi="en_US"/>
+        </w:rPr>
+        <w:t>7:2</w:t>
+      </w:r>
       <w:r>
         <w:rPr>
           <w:lang w:val="en_US" w:bidi="en_US"/>
         </w:rPr>
         <w:t>, beast v:</w:t>
       </w:r>
-      <w:hyperlink r:id="rId36">
-        <w:r>
-          <w:rPr>
-            <w:lang w:val="en_US" w:bidi="en_US"/>
-          </w:rPr>
-          <w:rPr>
-            <w:color w:val="0000EE"/>
-            <w:u w:val="single"/>
-          </w:rPr>
-          <w:t>3</w:t>
-        </w:r>
-      </w:hyperlink>
+      <w:r>
+        <w:rPr>
+          <w:lang w:val="en_US" w:bidi="en_US"/>
+        </w:rPr>
+        <w:t>3</w:t>
+      </w:r>
       <w:r>
         <w:rPr>
           <w:lang w:val="en_US" w:bidi="en_US"/>
         </w:rPr>
         <w:t>, v:</w:t>
       </w:r>
-      <w:hyperlink r:id="rId33">
-        <w:r>
-          <w:rPr>
-            <w:lang w:val="en_US" w:bidi="en_US"/>
-          </w:rPr>
-          <w:rPr>
-            <w:color w:val="0000EE"/>
-            <w:u w:val="single"/>
-          </w:rPr>
-          <w:t>17</w:t>
-        </w:r>
-      </w:hyperlink>
+      <w:r>
+        <w:rPr>
+          <w:lang w:val="en_US" w:bidi="en_US"/>
+        </w:rPr>
+        <w:t>17</w:t>
+      </w:r>
       <w:r>
         <w:rPr>
           <w:lang w:val="en_US" w:bidi="en_US"/>
         </w:rPr>
         <w:t>, teeth v:</w:t>
       </w:r>
-      <w:hyperlink r:id="rId37">
-        <w:r>
-          <w:rPr>
-            <w:lang w:val="en_US" w:bidi="en_US"/>
-          </w:rPr>
-          <w:rPr>
-            <w:color w:val="0000EE"/>
-            <w:u w:val="single"/>
-          </w:rPr>
-          <w:t>7</w:t>
-        </w:r>
-      </w:hyperlink>
+      <w:r>
+        <w:rPr>
+          <w:lang w:val="en_US" w:bidi="en_US"/>
+        </w:rPr>
+        <w:t>7</w:t>
+      </w:r>
       <w:r>
         <w:rPr>
           <w:lang w:val="en_US" w:bidi="en_US"/>
         </w:rPr>
         <w:t xml:space="preserve">, gifts </w:t>
       </w:r>
-      <w:hyperlink r:id="rId31">
-        <w:r>
-          <w:rPr>
-            <w:lang w:val="en_US" w:bidi="en_US"/>
-          </w:rPr>
-          <w:rPr>
-            <w:color w:val="0000EE"/>
-            <w:u w:val="single"/>
-          </w:rPr>
-          <w:t>2:48</w:t>
-        </w:r>
-      </w:hyperlink>
+      <w:r>
+        <w:rPr>
+          <w:lang w:val="en_US" w:bidi="en_US"/>
+        </w:rPr>
+        <w:t>2:48</w:t>
+      </w:r>
       <w:r>
         <w:rPr>
           <w:lang w:val="en_US" w:bidi="en_US"/>
@@ -1816,72 +1570,48 @@
         </w:rPr>
         <w:t xml:space="preserve">, imposing, feast </w:t>
       </w:r>
-      <w:hyperlink r:id="rId38">
-        <w:r>
-          <w:rPr>
-            <w:lang w:val="en_US" w:bidi="en_US"/>
-          </w:rPr>
-          <w:rPr>
-            <w:color w:val="0000EE"/>
-            <w:u w:val="single"/>
-          </w:rPr>
-          <w:t>5:1</w:t>
-        </w:r>
-      </w:hyperlink>
+      <w:r>
+        <w:rPr>
+          <w:lang w:val="en_US" w:bidi="en_US"/>
+        </w:rPr>
+        <w:t>5:1</w:t>
+      </w:r>
       <w:r>
         <w:rPr>
           <w:lang w:val="en_US" w:bidi="en_US"/>
         </w:rPr>
         <w:t xml:space="preserve">, signs 3:33, words </w:t>
       </w:r>
-      <w:hyperlink r:id="rId39">
-        <w:r>
-          <w:rPr>
-            <w:lang w:val="en_US" w:bidi="en_US"/>
-          </w:rPr>
-          <w:rPr>
-            <w:color w:val="0000EE"/>
-            <w:u w:val="single"/>
-          </w:rPr>
-          <w:t>7:8</w:t>
-        </w:r>
-      </w:hyperlink>
+      <w:r>
+        <w:rPr>
+          <w:lang w:val="en_US" w:bidi="en_US"/>
+        </w:rPr>
+        <w:t>7:8</w:t>
+      </w:r>
       <w:r>
         <w:rPr>
           <w:lang w:val="en_US" w:bidi="en_US"/>
         </w:rPr>
         <w:t xml:space="preserve">, </w:t>
       </w:r>
-      <w:hyperlink r:id="rId32">
-        <w:r>
-          <w:rPr>
-            <w:lang w:val="en_US" w:bidi="en_US"/>
-          </w:rPr>
-          <w:rPr>
-            <w:color w:val="0000EE"/>
-            <w:u w:val="single"/>
-          </w:rPr>
-          <w:t>7:11</w:t>
-        </w:r>
-      </w:hyperlink>
+      <w:r>
+        <w:rPr>
+          <w:lang w:val="en_US" w:bidi="en_US"/>
+        </w:rPr>
+        <w:t>7:11</w:t>
+      </w:r>
       <w:r>
         <w:rPr>
           <w:lang w:val="en_US" w:bidi="en_US"/>
         </w:rPr>
         <w:t xml:space="preserve">, </w:t>
       </w:r>
-      <w:hyperlink r:id="rId21">
-        <w:r>
-          <w:rPr>
-            <w:lang w:val="en_US" w:bidi="en_US"/>
-          </w:rPr>
-          <w:rPr>
-            <w:color w:val="0000EE"/>
-            <w:u w:val="single"/>
-          </w:rPr>
-          <w:t>7:20</w:t>
-        </w:r>
-      </w:hyperlink>
+      <w:r>
+        <w:rPr>
+          <w:lang w:val="en_US" w:bidi="en_US"/>
+        </w:rPr>
+        <w:t>7:20</w:t>
+      </w:r>
       <w:r>
         <w:rPr>
           <w:lang w:val="en_US" w:bidi="en_US"/>
@@ -1912,18 +1642,12 @@
         </w:rPr>
         <w:t xml:space="preserve"> comp. </w:t>
       </w:r>
-      <w:hyperlink r:id="rId21">
-        <w:r>
-          <w:rPr>
-            <w:lang w:val="en_US" w:bidi="en_US"/>
-          </w:rPr>
-          <w:rPr>
-            <w:color w:val="0000EE"/>
-            <w:u w:val="single"/>
-          </w:rPr>
-          <w:t>7:20</w:t>
-        </w:r>
-      </w:hyperlink>
+      <w:r>
+        <w:rPr>
+          <w:lang w:val="en_US" w:bidi="en_US"/>
+        </w:rPr>
+        <w:t>7:20</w:t>
+      </w:r>
       <w:r>
         <w:rPr>
           <w:lang w:val="en_US" w:bidi="en_US"/>
@@ -1956,54 +1680,36 @@
         </w:rPr>
         <w:t xml:space="preserve"> king </w:t>
       </w:r>
-      <w:hyperlink r:id="rId40">
-        <w:r>
-          <w:rPr>
-            <w:lang w:val="en_US" w:bidi="en_US"/>
-          </w:rPr>
-          <w:rPr>
-            <w:color w:val="0000EE"/>
-            <w:u w:val="single"/>
-          </w:rPr>
-          <w:t>2:10</w:t>
-        </w:r>
-      </w:hyperlink>
+      <w:r>
+        <w:rPr>
+          <w:lang w:val="en_US" w:bidi="en_US"/>
+        </w:rPr>
+        <w:t>2:10</w:t>
+      </w:r>
       <w:r>
         <w:rPr>
           <w:lang w:val="en_US" w:bidi="en_US"/>
         </w:rPr>
         <w:t xml:space="preserve">, </w:t>
       </w:r>
-      <w:hyperlink r:id="rId29">
-        <w:r>
-          <w:rPr>
-            <w:lang w:val="en_US" w:bidi="en_US"/>
-          </w:rPr>
-          <w:rPr>
-            <w:color w:val="0000EE"/>
-            <w:u w:val="single"/>
-          </w:rPr>
-          <w:t>Ezr 4:10</w:t>
-        </w:r>
-      </w:hyperlink>
+      <w:r>
+        <w:rPr>
+          <w:lang w:val="en_US" w:bidi="en_US"/>
+        </w:rPr>
+        <w:t>Ezr 4:10</w:t>
+      </w:r>
       <w:r>
         <w:rPr>
           <w:lang w:val="en_US" w:bidi="en_US"/>
         </w:rPr>
         <w:t xml:space="preserve">, </w:t>
       </w:r>
-      <w:hyperlink r:id="rId41">
-        <w:r>
-          <w:rPr>
-            <w:lang w:val="en_US" w:bidi="en_US"/>
-          </w:rPr>
-          <w:rPr>
-            <w:color w:val="0000EE"/>
-            <w:u w:val="single"/>
-          </w:rPr>
-          <w:t>5:11</w:t>
-        </w:r>
-      </w:hyperlink>
+      <w:r>
+        <w:rPr>
+          <w:lang w:val="en_US" w:bidi="en_US"/>
+        </w:rPr>
+        <w:t>5:11</w:t>
+      </w:r>
       <w:r>
         <w:rPr>
           <w:lang w:val="en_US" w:bidi="en_US"/>
@@ -2053,36 +1759,24 @@
         </w:rPr>
         <w:t xml:space="preserve">), God </w:t>
       </w:r>
-      <w:hyperlink r:id="rId42">
-        <w:r>
-          <w:rPr>
-            <w:lang w:val="en_US" w:bidi="en_US"/>
-          </w:rPr>
-          <w:rPr>
-            <w:color w:val="0000EE"/>
-            <w:u w:val="single"/>
-          </w:rPr>
-          <w:t>5:8</w:t>
-        </w:r>
-      </w:hyperlink>
+      <w:r>
+        <w:rPr>
+          <w:lang w:val="en_US" w:bidi="en_US"/>
+        </w:rPr>
+        <w:t>5:8</w:t>
+      </w:r>
       <w:r>
         <w:rPr>
           <w:lang w:val="en_US" w:bidi="en_US"/>
         </w:rPr>
         <w:t xml:space="preserve">, </w:t>
       </w:r>
-      <w:hyperlink r:id="rId43">
-        <w:r>
-          <w:rPr>
-            <w:lang w:val="en_US" w:bidi="en_US"/>
-          </w:rPr>
-          <w:rPr>
-            <w:color w:val="0000EE"/>
-            <w:u w:val="single"/>
-          </w:rPr>
-          <w:t>Dn 2:45</w:t>
-        </w:r>
-      </w:hyperlink>
+      <w:r>
+        <w:rPr>
+          <w:lang w:val="en_US" w:bidi="en_US"/>
+        </w:rPr>
+        <w:t>Dn 2:45</w:t>
+      </w:r>
       <w:r>
         <w:rPr>
           <w:lang w:val="en_US" w:bidi="en_US"/>
@@ -2127,18 +1821,12 @@
         </w:rPr>
         <w:t xml:space="preserve"> </w:t>
       </w:r>
-      <w:hyperlink r:id="rId28">
-        <w:r>
-          <w:rPr>
-            <w:lang w:val="en_US" w:bidi="en_US"/>
-          </w:rPr>
-          <w:rPr>
-            <w:color w:val="0000EE"/>
-            <w:u w:val="single"/>
-          </w:rPr>
-          <w:t>Dn 2:14</w:t>
-        </w:r>
-      </w:hyperlink>
+      <w:r>
+        <w:rPr>
+          <w:lang w:val="en_US" w:bidi="en_US"/>
+        </w:rPr>
+        <w:t>Dn 2:14</w:t>
+      </w:r>
       <w:r>
         <w:rPr>
           <w:lang w:val="en_US" w:bidi="en_US"/>
@@ -2169,18 +1857,12 @@
         </w:rPr>
         <w:t>: v:</w:t>
       </w:r>
-      <w:hyperlink r:id="rId31">
-        <w:r>
-          <w:rPr>
-            <w:lang w:val="en_US" w:bidi="en_US"/>
-          </w:rPr>
-          <w:rPr>
-            <w:color w:val="0000EE"/>
-            <w:u w:val="single"/>
-          </w:rPr>
-          <w:t>48</w:t>
-        </w:r>
-      </w:hyperlink>
+      <w:r>
+        <w:rPr>
+          <w:lang w:val="en_US" w:bidi="en_US"/>
+        </w:rPr>
+        <w:t>48</w:t>
+      </w:r>
       <w:r>
         <w:rPr>
           <w:lang w:val="en_US" w:bidi="en_US"/>
@@ -2211,36 +1893,24 @@
         </w:rPr>
         <w:t xml:space="preserve">: </w:t>
       </w:r>
-      <w:hyperlink r:id="rId44">
-        <w:r>
-          <w:rPr>
-            <w:lang w:val="en_US" w:bidi="en_US"/>
-          </w:rPr>
-          <w:rPr>
-            <w:color w:val="0000EE"/>
-            <w:u w:val="single"/>
-          </w:rPr>
-          <w:t>4:6</w:t>
-        </w:r>
-      </w:hyperlink>
+      <w:r>
+        <w:rPr>
+          <w:lang w:val="en_US" w:bidi="en_US"/>
+        </w:rPr>
+        <w:t>4:6</w:t>
+      </w:r>
       <w:r>
         <w:rPr>
           <w:lang w:val="en_US" w:bidi="en_US"/>
         </w:rPr>
         <w:t xml:space="preserve">, </w:t>
       </w:r>
-      <w:hyperlink r:id="rId45">
-        <w:r>
-          <w:rPr>
-            <w:lang w:val="en_US" w:bidi="en_US"/>
-          </w:rPr>
-          <w:rPr>
-            <w:color w:val="0000EE"/>
-            <w:u w:val="single"/>
-          </w:rPr>
-          <w:t>5:11</w:t>
-        </w:r>
-      </w:hyperlink>
+      <w:r>
+        <w:rPr>
+          <w:lang w:val="en_US" w:bidi="en_US"/>
+        </w:rPr>
+        <w:t>5:11</w:t>
+      </w:r>
       <w:r>
         <w:rPr>
           <w:lang w:val="en_US" w:bidi="en_US"/>
@@ -2444,18 +2114,12 @@
         </w:rPr>
         <w:t xml:space="preserve"> </w:t>
       </w:r>
-      <w:hyperlink r:id="rId46">
-        <w:r>
-          <w:rPr>
-            <w:lang w:val="en_US" w:bidi="en_US"/>
-          </w:rPr>
-          <w:rPr>
-            <w:color w:val="0000EE"/>
-            <w:u w:val="single"/>
-          </w:rPr>
-          <w:t>Dn 7:10</w:t>
-        </w:r>
-      </w:hyperlink>
+      <w:r>
+        <w:rPr>
+          <w:lang w:val="en_US" w:bidi="en_US"/>
+        </w:rPr>
+        <w:t>Dn 7:10</w:t>
+      </w:r>
       <w:r>
         <w:rPr>
           <w:lang w:val="en_US" w:bidi="en_US"/>
@@ -2562,18 +2226,12 @@
         </w:rPr>
         <w:t xml:space="preserve"> </w:t>
       </w:r>
-      <w:hyperlink r:id="rId47">
-        <w:r>
-          <w:rPr>
-            <w:lang w:val="en_US" w:bidi="en_US"/>
-          </w:rPr>
-          <w:rPr>
-            <w:color w:val="0000EE"/>
-            <w:u w:val="single"/>
-          </w:rPr>
-          <w:t>Dn 4:33</w:t>
-        </w:r>
-      </w:hyperlink>
+      <w:r>
+        <w:rPr>
+          <w:lang w:val="en_US" w:bidi="en_US"/>
+        </w:rPr>
+        <w:t>Dn 4:33</w:t>
+      </w:r>
       <w:r>
         <w:rPr>
           <w:lang w:val="en_US" w:bidi="en_US"/>
@@ -2617,108 +2275,72 @@
         </w:rPr>
         <w:t xml:space="preserve">- (of Belshazzar) </w:t>
       </w:r>
-      <w:hyperlink r:id="rId38">
-        <w:r>
-          <w:rPr>
-            <w:lang w:val="en_US" w:bidi="en_US"/>
-          </w:rPr>
-          <w:rPr>
-            <w:color w:val="0000EE"/>
-            <w:u w:val="single"/>
-          </w:rPr>
-          <w:t>5:1</w:t>
-        </w:r>
-      </w:hyperlink>
+      <w:r>
+        <w:rPr>
+          <w:lang w:val="en_US" w:bidi="en_US"/>
+        </w:rPr>
+        <w:t>5:1</w:t>
+      </w:r>
       <w:r>
         <w:rPr>
           <w:lang w:val="en_US" w:bidi="en_US"/>
         </w:rPr>
         <w:t xml:space="preserve">, </w:t>
       </w:r>
-      <w:hyperlink r:id="rId48">
-        <w:r>
-          <w:rPr>
-            <w:lang w:val="en_US" w:bidi="en_US"/>
-          </w:rPr>
-          <w:rPr>
-            <w:color w:val="0000EE"/>
-            <w:u w:val="single"/>
-          </w:rPr>
-          <w:t>5:2</w:t>
-        </w:r>
-      </w:hyperlink>
+      <w:r>
+        <w:rPr>
+          <w:lang w:val="en_US" w:bidi="en_US"/>
+        </w:rPr>
+        <w:t>5:2</w:t>
+      </w:r>
       <w:r>
         <w:rPr>
           <w:lang w:val="en_US" w:bidi="en_US"/>
         </w:rPr>
         <w:t xml:space="preserve">, </w:t>
       </w:r>
-      <w:hyperlink r:id="rId49">
-        <w:r>
-          <w:rPr>
-            <w:lang w:val="en_US" w:bidi="en_US"/>
-          </w:rPr>
-          <w:rPr>
-            <w:color w:val="0000EE"/>
-            <w:u w:val="single"/>
-          </w:rPr>
-          <w:t>5:3</w:t>
-        </w:r>
-      </w:hyperlink>
+      <w:r>
+        <w:rPr>
+          <w:lang w:val="en_US" w:bidi="en_US"/>
+        </w:rPr>
+        <w:t>5:3</w:t>
+      </w:r>
       <w:r>
         <w:rPr>
           <w:lang w:val="en_US" w:bidi="en_US"/>
         </w:rPr>
         <w:t xml:space="preserve">, </w:t>
       </w:r>
-      <w:hyperlink r:id="rId50">
-        <w:r>
-          <w:rPr>
-            <w:lang w:val="en_US" w:bidi="en_US"/>
-          </w:rPr>
-          <w:rPr>
-            <w:color w:val="0000EE"/>
-            <w:u w:val="single"/>
-          </w:rPr>
-          <w:t>5:9</w:t>
-        </w:r>
-      </w:hyperlink>
+      <w:r>
+        <w:rPr>
+          <w:lang w:val="en_US" w:bidi="en_US"/>
+        </w:rPr>
+        <w:t>5:9</w:t>
+      </w:r>
       <w:r>
         <w:rPr>
           <w:lang w:val="en_US" w:bidi="en_US"/>
         </w:rPr>
         <w:t xml:space="preserve">, </w:t>
       </w:r>
-      <w:hyperlink r:id="rId51">
-        <w:r>
-          <w:rPr>
-            <w:lang w:val="en_US" w:bidi="en_US"/>
-          </w:rPr>
-          <w:rPr>
-            <w:color w:val="0000EE"/>
-            <w:u w:val="single"/>
-          </w:rPr>
-          <w:t>5:10</w:t>
-        </w:r>
-      </w:hyperlink>
+      <w:r>
+        <w:rPr>
+          <w:lang w:val="en_US" w:bidi="en_US"/>
+        </w:rPr>
+        <w:t>5:10</w:t>
+      </w:r>
       <w:r>
         <w:rPr>
           <w:lang w:val="en_US" w:bidi="en_US"/>
         </w:rPr>
         <w:t xml:space="preserve">, of Darius </w:t>
       </w:r>
-      <w:hyperlink r:id="rId52">
-        <w:r>
-          <w:rPr>
-            <w:lang w:val="en_US" w:bidi="en_US"/>
-          </w:rPr>
-          <w:rPr>
-            <w:color w:val="0000EE"/>
-            <w:u w:val="single"/>
-          </w:rPr>
-          <w:t>6:18</w:t>
-        </w:r>
-      </w:hyperlink>
+      <w:r>
+        <w:rPr>
+          <w:lang w:val="en_US" w:bidi="en_US"/>
+        </w:rPr>
+        <w:t>6:18</w:t>
+      </w:r>
       <w:r>
         <w:rPr>
           <w:lang w:val="en_US" w:bidi="en_US"/>
@@ -2805,18 +2427,12 @@
         </w:rPr>
         <w:t>)) of Belshazzar v:</w:t>
       </w:r>
-      <w:hyperlink r:id="rId53">
-        <w:r>
-          <w:rPr>
-            <w:lang w:val="en_US" w:bidi="en_US"/>
-          </w:rPr>
-          <w:rPr>
-            <w:color w:val="0000EE"/>
-            <w:u w:val="single"/>
-          </w:rPr>
-          <w:t>23</w:t>
-        </w:r>
-      </w:hyperlink>
+      <w:r>
+        <w:rPr>
+          <w:lang w:val="en_US" w:bidi="en_US"/>
+        </w:rPr>
+        <w:t>23</w:t>
+      </w:r>
       <w:r>
         <w:rPr>
           <w:lang w:val="en_US" w:bidi="en_US"/>
@@ -2971,18 +2587,12 @@
         </w:rPr>
         <w:t xml:space="preserve">: </w:t>
       </w:r>
-      <w:hyperlink r:id="rId54">
-        <w:r>
-          <w:rPr>
-            <w:lang w:val="en_US" w:bidi="en_US"/>
-          </w:rPr>
-          <w:rPr>
-            <w:color w:val="0000EE"/>
-            <w:u w:val="single"/>
-          </w:rPr>
-          <w:t>Dn 4:8</w:t>
-        </w:r>
-      </w:hyperlink>
+      <w:r>
+        <w:rPr>
+          <w:lang w:val="en_US" w:bidi="en_US"/>
+        </w:rPr>
+        <w:t>Dn 4:8</w:t>
+      </w:r>
       <w:r>
         <w:rPr>
           <w:lang w:val="en_US" w:bidi="en_US"/>
@@ -3001,18 +2611,12 @@
         </w:rPr>
         <w:t xml:space="preserve"> v:</w:t>
       </w:r>
-      <w:hyperlink r:id="rId55">
-        <w:r>
-          <w:rPr>
-            <w:lang w:val="en_US" w:bidi="en_US"/>
-          </w:rPr>
-          <w:rPr>
-            <w:color w:val="0000EE"/>
-            <w:u w:val="single"/>
-          </w:rPr>
-          <w:t>19</w:t>
-        </w:r>
-      </w:hyperlink>
+      <w:r>
+        <w:rPr>
+          <w:lang w:val="en_US" w:bidi="en_US"/>
+        </w:rPr>
+        <w:t>19</w:t>
+      </w:r>
       <w:r>
         <w:rPr>
           <w:lang w:val="en_US" w:bidi="en_US"/>
@@ -3099,18 +2703,12 @@
         </w:rPr>
         <w:t>)) v:</w:t>
       </w:r>
-      <w:hyperlink r:id="rId55">
-        <w:r>
-          <w:rPr>
-            <w:lang w:val="en_US" w:bidi="en_US"/>
-          </w:rPr>
-          <w:rPr>
-            <w:color w:val="0000EE"/>
-            <w:u w:val="single"/>
-          </w:rPr>
-          <w:t>19</w:t>
-        </w:r>
-      </w:hyperlink>
+      <w:r>
+        <w:rPr>
+          <w:lang w:val="en_US" w:bidi="en_US"/>
+        </w:rPr>
+        <w:t>19</w:t>
+      </w:r>
       <w:r>
         <w:rPr>
           <w:lang w:val="en_US" w:bidi="en_US"/>
@@ -3130,36 +2728,24 @@
         </w:rPr>
         <w:t xml:space="preserve">, of tree </w:t>
       </w:r>
-      <w:hyperlink r:id="rId54">
-        <w:r>
-          <w:rPr>
-            <w:lang w:val="en_US" w:bidi="en_US"/>
-          </w:rPr>
-          <w:rPr>
-            <w:color w:val="0000EE"/>
-            <w:u w:val="single"/>
-          </w:rPr>
-          <w:t>Dn 4:8</w:t>
-        </w:r>
-      </w:hyperlink>
+      <w:r>
+        <w:rPr>
+          <w:lang w:val="en_US" w:bidi="en_US"/>
+        </w:rPr>
+        <w:t>Dn 4:8</w:t>
+      </w:r>
       <w:r>
         <w:rPr>
           <w:lang w:val="en_US" w:bidi="en_US"/>
         </w:rPr>
         <w:t xml:space="preserve">, </w:t>
       </w:r>
-      <w:hyperlink r:id="rId56">
-        <w:r>
-          <w:rPr>
-            <w:lang w:val="en_US" w:bidi="en_US"/>
-          </w:rPr>
-          <w:rPr>
-            <w:color w:val="0000EE"/>
-            <w:u w:val="single"/>
-          </w:rPr>
-          <w:t>4:17</w:t>
-        </w:r>
-      </w:hyperlink>
+      <w:r>
+        <w:rPr>
+          <w:lang w:val="en_US" w:bidi="en_US"/>
+        </w:rPr>
+        <w:t>4:17</w:t>
+      </w:r>
       <w:r>
         <w:rPr>
           <w:lang w:val="en_US" w:bidi="en_US"/>
@@ -3179,18 +2765,12 @@
         </w:rPr>
         <w:t>, of hair v:</w:t>
       </w:r>
-      <w:hyperlink r:id="rId57">
-        <w:r>
-          <w:rPr>
-            <w:lang w:val="en_US" w:bidi="en_US"/>
-          </w:rPr>
-          <w:rPr>
-            <w:color w:val="0000EE"/>
-            <w:u w:val="single"/>
-          </w:rPr>
-          <w:t>30</w:t>
-        </w:r>
-      </w:hyperlink>
+      <w:r>
+        <w:rPr>
+          <w:lang w:val="en_US" w:bidi="en_US"/>
+        </w:rPr>
+        <w:t>30</w:t>
+      </w:r>
       <w:r>
         <w:rPr>
           <w:lang w:val="en_US" w:bidi="en_US"/>
@@ -3210,18 +2790,12 @@
         </w:rPr>
         <w:t>, of king v:</w:t>
       </w:r>
-      <w:hyperlink r:id="rId55">
-        <w:r>
-          <w:rPr>
-            <w:lang w:val="en_US" w:bidi="en_US"/>
-          </w:rPr>
-          <w:rPr>
-            <w:color w:val="0000EE"/>
-            <w:u w:val="single"/>
-          </w:rPr>
-          <w:t>19</w:t>
-        </w:r>
-      </w:hyperlink>
+      <w:r>
+        <w:rPr>
+          <w:lang w:val="en_US" w:bidi="en_US"/>
+        </w:rPr>
+        <w:t>19</w:t>
+      </w:r>
       <w:r>
         <w:rPr>
           <w:lang w:val="en_US" w:bidi="en_US"/>
@@ -3241,18 +2815,12 @@
         </w:rPr>
         <w:t>, of greatness v:</w:t>
       </w:r>
-      <w:hyperlink r:id="rId55">
-        <w:r>
-          <w:rPr>
-            <w:lang w:val="en_US" w:bidi="en_US"/>
-          </w:rPr>
-          <w:rPr>
-            <w:color w:val="0000EE"/>
-            <w:u w:val="single"/>
-          </w:rPr>
-          <w:t>19</w:t>
-        </w:r>
-      </w:hyperlink>
+      <w:r>
+        <w:rPr>
+          <w:lang w:val="en_US" w:bidi="en_US"/>
+        </w:rPr>
+        <w:t>19</w:t>
+      </w:r>
       <w:r>
         <w:rPr>
           <w:lang w:val="en_US" w:bidi="en_US"/>
@@ -3304,18 +2872,12 @@
         </w:rPr>
         <w:t xml:space="preserve"> </w:t>
       </w:r>
-      <w:hyperlink r:id="rId31">
-        <w:r>
-          <w:rPr>
-            <w:lang w:val="en_US" w:bidi="en_US"/>
-          </w:rPr>
-          <w:rPr>
-            <w:color w:val="0000EE"/>
-            <w:u w:val="single"/>
-          </w:rPr>
-          <w:t>2:48</w:t>
-        </w:r>
-      </w:hyperlink>
+      <w:r>
+        <w:rPr>
+          <w:lang w:val="en_US" w:bidi="en_US"/>
+        </w:rPr>
+        <w:t>2:48</w:t>
+      </w:r>
       <w:r>
         <w:rPr>
           <w:lang w:val="en_US" w:bidi="en_US"/>
@@ -3427,18 +2989,12 @@
         </w:rPr>
         <w:t xml:space="preserve">: </w:t>
       </w:r>
-      <w:hyperlink r:id="rId47">
-        <w:r>
-          <w:rPr>
-            <w:lang w:val="en_US" w:bidi="en_US"/>
-          </w:rPr>
-          <w:rPr>
-            <w:color w:val="0000EE"/>
-            <w:u w:val="single"/>
-          </w:rPr>
-          <w:t>Dn 4:33</w:t>
-        </w:r>
-      </w:hyperlink>
+      <w:r>
+        <w:rPr>
+          <w:lang w:val="en_US" w:bidi="en_US"/>
+        </w:rPr>
+        <w:t>Dn 4:33</w:t>
+      </w:r>
       <w:r>
         <w:rPr>
           <w:lang w:val="en_US" w:bidi="en_US"/>
@@ -3457,18 +3013,12 @@
         </w:rPr>
         <w:t xml:space="preserve"> </w:t>
       </w:r>
-      <w:hyperlink r:id="rId58">
-        <w:r>
-          <w:rPr>
-            <w:lang w:val="en_US" w:bidi="en_US"/>
-          </w:rPr>
-          <w:rPr>
-            <w:color w:val="0000EE"/>
-            <w:u w:val="single"/>
-          </w:rPr>
-          <w:t>5:18</w:t>
-        </w:r>
-      </w:hyperlink>
+      <w:r>
+        <w:rPr>
+          <w:lang w:val="en_US" w:bidi="en_US"/>
+        </w:rPr>
+        <w:t>5:18</w:t>
+      </w:r>
       <w:r>
         <w:rPr>
           <w:lang w:val="en_US" w:bidi="en_US"/>
@@ -3487,18 +3037,12 @@
         </w:rPr>
         <w:t xml:space="preserve">- </w:t>
       </w:r>
-      <w:hyperlink r:id="rId55">
-        <w:r>
-          <w:rPr>
-            <w:lang w:val="en_US" w:bidi="en_US"/>
-          </w:rPr>
-          <w:rPr>
-            <w:color w:val="0000EE"/>
-            <w:u w:val="single"/>
-          </w:rPr>
-          <w:t>4:19</w:t>
-        </w:r>
-      </w:hyperlink>
+      <w:r>
+        <w:rPr>
+          <w:lang w:val="en_US" w:bidi="en_US"/>
+        </w:rPr>
+        <w:t>4:19</w:t>
+      </w:r>
       <w:r>
         <w:rPr>
           <w:lang w:val="en_US" w:bidi="en_US"/>
@@ -3518,90 +3062,60 @@
         </w:rPr>
         <w:t xml:space="preserve"> of king </w:t>
       </w:r>
-      <w:hyperlink r:id="rId55">
-        <w:r>
-          <w:rPr>
-            <w:lang w:val="en_US" w:bidi="en_US"/>
-          </w:rPr>
-          <w:rPr>
-            <w:color w:val="0000EE"/>
-            <w:u w:val="single"/>
-          </w:rPr>
-          <w:t>Dn 4:19</w:t>
-        </w:r>
-      </w:hyperlink>
+      <w:r>
+        <w:rPr>
+          <w:lang w:val="en_US" w:bidi="en_US"/>
+        </w:rPr>
+        <w:t>Dn 4:19</w:t>
+      </w:r>
       <w:r>
         <w:rPr>
           <w:lang w:val="en_US" w:bidi="en_US"/>
         </w:rPr>
         <w:t xml:space="preserve">, </w:t>
       </w:r>
-      <w:hyperlink r:id="rId47">
-        <w:r>
-          <w:rPr>
-            <w:lang w:val="en_US" w:bidi="en_US"/>
-          </w:rPr>
-          <w:rPr>
-            <w:color w:val="0000EE"/>
-            <w:u w:val="single"/>
-          </w:rPr>
-          <w:t>4:33</w:t>
-        </w:r>
-      </w:hyperlink>
+      <w:r>
+        <w:rPr>
+          <w:lang w:val="en_US" w:bidi="en_US"/>
+        </w:rPr>
+        <w:t>4:33</w:t>
+      </w:r>
       <w:r>
         <w:rPr>
           <w:lang w:val="en_US" w:bidi="en_US"/>
         </w:rPr>
         <w:t xml:space="preserve">, </w:t>
       </w:r>
-      <w:hyperlink r:id="rId58">
-        <w:r>
-          <w:rPr>
-            <w:lang w:val="en_US" w:bidi="en_US"/>
-          </w:rPr>
-          <w:rPr>
-            <w:color w:val="0000EE"/>
-            <w:u w:val="single"/>
-          </w:rPr>
-          <w:t>5:18</w:t>
-        </w:r>
-      </w:hyperlink>
+      <w:r>
+        <w:rPr>
+          <w:lang w:val="en_US" w:bidi="en_US"/>
+        </w:rPr>
+        <w:t>5:18</w:t>
+      </w:r>
       <w:r>
         <w:rPr>
           <w:lang w:val="en_US" w:bidi="en_US"/>
         </w:rPr>
         <w:t xml:space="preserve">, </w:t>
       </w:r>
-      <w:hyperlink r:id="rId59">
-        <w:r>
-          <w:rPr>
-            <w:lang w:val="en_US" w:bidi="en_US"/>
-          </w:rPr>
-          <w:rPr>
-            <w:color w:val="0000EE"/>
-            <w:u w:val="single"/>
-          </w:rPr>
-          <w:t>5:19</w:t>
-        </w:r>
-      </w:hyperlink>
+      <w:r>
+        <w:rPr>
+          <w:lang w:val="en_US" w:bidi="en_US"/>
+        </w:rPr>
+        <w:t>5:19</w:t>
+      </w:r>
       <w:r>
         <w:rPr>
           <w:lang w:val="en_US" w:bidi="en_US"/>
         </w:rPr>
         <w:t xml:space="preserve">; of kingdom </w:t>
       </w:r>
-      <w:hyperlink r:id="rId60">
-        <w:r>
-          <w:rPr>
-            <w:lang w:val="en_US" w:bidi="en_US"/>
-          </w:rPr>
-          <w:rPr>
-            <w:color w:val="0000EE"/>
-            <w:u w:val="single"/>
-          </w:rPr>
-          <w:t>7:27</w:t>
-        </w:r>
-      </w:hyperlink>
+      <w:r>
+        <w:rPr>
+          <w:lang w:val="en_US" w:bidi="en_US"/>
+        </w:rPr>
+        <w:t>7:27</w:t>
+      </w:r>
       <w:r>
         <w:rPr>
           <w:lang w:val="en_US" w:bidi="en_US"/>
@@ -3836,36 +3350,24 @@
         </w:rPr>
         <w:t xml:space="preserve"> </w:t>
       </w:r>
-      <w:hyperlink r:id="rId35">
-        <w:r>
-          <w:rPr>
-            <w:lang w:val="en_US" w:bidi="en_US"/>
-          </w:rPr>
-          <w:rPr>
-            <w:color w:val="0000EE"/>
-            <w:u w:val="single"/>
-          </w:rPr>
-          <w:t>Dn 7:2</w:t>
-        </w:r>
-      </w:hyperlink>
+      <w:r>
+        <w:rPr>
+          <w:lang w:val="en_US" w:bidi="en_US"/>
+        </w:rPr>
+        <w:t>Dn 7:2</w:t>
+      </w:r>
       <w:r>
         <w:rPr>
           <w:lang w:val="en_US" w:bidi="en_US"/>
         </w:rPr>
         <w:t xml:space="preserve">, </w:t>
       </w:r>
-      <w:hyperlink r:id="rId36">
-        <w:r>
-          <w:rPr>
-            <w:lang w:val="en_US" w:bidi="en_US"/>
-          </w:rPr>
-          <w:rPr>
-            <w:color w:val="0000EE"/>
-            <w:u w:val="single"/>
-          </w:rPr>
-          <w:t>7:3</w:t>
-        </w:r>
-      </w:hyperlink>
+      <w:r>
+        <w:rPr>
+          <w:lang w:val="en_US" w:bidi="en_US"/>
+        </w:rPr>
+        <w:t>7:3</w:t>
+      </w:r>
       <w:r>
         <w:rPr>
           <w:lang w:val="en_US" w:bidi="en_US"/>
@@ -3909,18 +3411,12 @@
         </w:rPr>
         <w:t xml:space="preserve">: </w:t>
       </w:r>
-      <w:hyperlink r:id="rId61">
-        <w:r>
-          <w:rPr>
-            <w:lang w:val="en_US" w:bidi="en_US"/>
-          </w:rPr>
-          <w:rPr>
-            <w:color w:val="0000EE"/>
-            <w:u w:val="single"/>
-          </w:rPr>
-          <w:t>Ezr 6:17</w:t>
-        </w:r>
-      </w:hyperlink>
+      <w:r>
+        <w:rPr>
+          <w:lang w:val="en_US" w:bidi="en_US"/>
+        </w:rPr>
+        <w:t>Ezr 6:17</w:t>
+      </w:r>
       <w:r>
         <w:rPr>
           <w:lang w:val="en_US" w:bidi="en_US"/>
@@ -3940,18 +3436,12 @@
         </w:rPr>
         <w:t xml:space="preserve"> </w:t>
       </w:r>
-      <w:hyperlink r:id="rId15">
-        <w:r>
-          <w:rPr>
-            <w:lang w:val="en_US" w:bidi="en_US"/>
-          </w:rPr>
-          <w:rPr>
-            <w:color w:val="0000EE"/>
-            <w:u w:val="single"/>
-          </w:rPr>
-          <w:t>Dn 7:6</w:t>
-        </w:r>
-      </w:hyperlink>
+      <w:r>
+        <w:rPr>
+          <w:lang w:val="en_US" w:bidi="en_US"/>
+        </w:rPr>
+        <w:t>Dn 7:6</w:t>
+      </w:r>
       <w:r>
         <w:rPr>
           <w:lang w:val="en_US" w:bidi="en_US"/>
@@ -3970,18 +3460,12 @@
         </w:rPr>
         <w:t xml:space="preserve"> v:</w:t>
       </w:r>
-      <w:hyperlink r:id="rId33">
-        <w:r>
-          <w:rPr>
-            <w:lang w:val="en_US" w:bidi="en_US"/>
-          </w:rPr>
-          <w:rPr>
-            <w:color w:val="0000EE"/>
-            <w:u w:val="single"/>
-          </w:rPr>
-          <w:t>17</w:t>
-        </w:r>
-      </w:hyperlink>
+      <w:r>
+        <w:rPr>
+          <w:lang w:val="en_US" w:bidi="en_US"/>
+        </w:rPr>
+        <w:t>17</w:t>
+      </w:r>
       <w:r>
         <w:rPr>
           <w:lang w:val="en_US" w:bidi="en_US"/>
@@ -4014,36 +3498,24 @@
         </w:rPr>
         <w:t xml:space="preserve"> </w:t>
       </w:r>
-      <w:hyperlink r:id="rId15">
-        <w:r>
-          <w:rPr>
-            <w:lang w:val="en_US" w:bidi="en_US"/>
-          </w:rPr>
-          <w:rPr>
-            <w:color w:val="0000EE"/>
-            <w:u w:val="single"/>
-          </w:rPr>
-          <w:t>Dn 7:6</w:t>
-        </w:r>
-      </w:hyperlink>
+      <w:r>
+        <w:rPr>
+          <w:lang w:val="en_US" w:bidi="en_US"/>
+        </w:rPr>
+        <w:t>Dn 7:6</w:t>
+      </w:r>
       <w:r>
         <w:rPr>
           <w:lang w:val="en_US" w:bidi="en_US"/>
         </w:rPr>
         <w:t xml:space="preserve">, </w:t>
       </w:r>
-      <w:hyperlink r:id="rId62">
-        <w:r>
-          <w:rPr>
-            <w:lang w:val="en_US" w:bidi="en_US"/>
-          </w:rPr>
-          <w:rPr>
-            <w:color w:val="0000EE"/>
-            <w:u w:val="single"/>
-          </w:rPr>
-          <w:t>7:16</w:t>
-        </w:r>
-      </w:hyperlink>
+      <w:r>
+        <w:rPr>
+          <w:lang w:val="en_US" w:bidi="en_US"/>
+        </w:rPr>
+        <w:t>7:16</w:t>
+      </w:r>
       <w:r>
         <w:rPr>
           <w:lang w:val="en_US" w:bidi="en_US"/>
@@ -4063,18 +3535,12 @@
         </w:rPr>
         <w:t xml:space="preserve"> </w:t>
       </w:r>
-      <w:hyperlink r:id="rId14">
-        <w:r>
-          <w:rPr>
-            <w:lang w:val="en_US" w:bidi="en_US"/>
-          </w:rPr>
-          <w:rPr>
-            <w:color w:val="0000EE"/>
-            <w:u w:val="single"/>
-          </w:rPr>
-          <w:t>3:25</w:t>
-        </w:r>
-      </w:hyperlink>
+      <w:r>
+        <w:rPr>
+          <w:lang w:val="en_US" w:bidi="en_US"/>
+        </w:rPr>
+        <w:t>3:25</w:t>
+      </w:r>
       <w:r>
         <w:rPr>
           <w:lang w:val="en_US" w:bidi="en_US"/>
@@ -4211,72 +3677,48 @@
         </w:rPr>
         <w:t xml:space="preserve"> 66 ,1) </w:t>
       </w:r>
-      <w:hyperlink r:id="rId63">
-        <w:r>
-          <w:rPr>
-            <w:lang w:val="en_US" w:bidi="en_US"/>
-          </w:rPr>
-          <w:rPr>
-            <w:color w:val="0000EE"/>
-            <w:u w:val="single"/>
-          </w:rPr>
-          <w:t>Dn 2:40</w:t>
-        </w:r>
-      </w:hyperlink>
+      <w:r>
+        <w:rPr>
+          <w:lang w:val="en_US" w:bidi="en_US"/>
+        </w:rPr>
+        <w:t>Dn 2:40</w:t>
+      </w:r>
       <w:r>
         <w:rPr>
           <w:lang w:val="en_US" w:bidi="en_US"/>
         </w:rPr>
         <w:t xml:space="preserve">, </w:t>
       </w:r>
-      <w:hyperlink r:id="rId14">
-        <w:r>
-          <w:rPr>
-            <w:lang w:val="en_US" w:bidi="en_US"/>
-          </w:rPr>
-          <w:rPr>
-            <w:color w:val="0000EE"/>
-            <w:u w:val="single"/>
-          </w:rPr>
-          <w:t>3:25</w:t>
-        </w:r>
-      </w:hyperlink>
+      <w:r>
+        <w:rPr>
+          <w:lang w:val="en_US" w:bidi="en_US"/>
+        </w:rPr>
+        <w:t>3:25</w:t>
+      </w:r>
       <w:r>
         <w:rPr>
           <w:lang w:val="en_US" w:bidi="en_US"/>
         </w:rPr>
         <w:t xml:space="preserve">, </w:t>
       </w:r>
-      <w:hyperlink r:id="rId37">
-        <w:r>
-          <w:rPr>
-            <w:lang w:val="en_US" w:bidi="en_US"/>
-          </w:rPr>
-          <w:rPr>
-            <w:color w:val="0000EE"/>
-            <w:u w:val="single"/>
-          </w:rPr>
-          <w:t>7:7</w:t>
-        </w:r>
-      </w:hyperlink>
+      <w:r>
+        <w:rPr>
+          <w:lang w:val="en_US" w:bidi="en_US"/>
+        </w:rPr>
+        <w:t>7:7</w:t>
+      </w:r>
       <w:r>
         <w:rPr>
           <w:lang w:val="en_US" w:bidi="en_US"/>
         </w:rPr>
         <w:t xml:space="preserve">, </w:t>
       </w:r>
-      <w:hyperlink r:id="rId64">
-        <w:r>
-          <w:rPr>
-            <w:lang w:val="en_US" w:bidi="en_US"/>
-          </w:rPr>
-          <w:rPr>
-            <w:color w:val="0000EE"/>
-            <w:u w:val="single"/>
-          </w:rPr>
-          <w:t>7:23</w:t>
-        </w:r>
-      </w:hyperlink>
+      <w:r>
+        <w:rPr>
+          <w:lang w:val="en_US" w:bidi="en_US"/>
+        </w:rPr>
+        <w:t>7:23</w:t>
+      </w:r>
       <w:r>
         <w:rPr>
           <w:lang w:val="en_US" w:bidi="en_US"/>
@@ -4295,36 +3737,24 @@
         </w:rPr>
         <w:t xml:space="preserve"> v:</w:t>
       </w:r>
-      <w:hyperlink r:id="rId65">
-        <w:r>
-          <w:rPr>
-            <w:lang w:val="en_US" w:bidi="en_US"/>
-          </w:rPr>
-          <w:rPr>
-            <w:color w:val="0000EE"/>
-            <w:u w:val="single"/>
-          </w:rPr>
-          <w:t>19</w:t>
-        </w:r>
-      </w:hyperlink>
+      <w:r>
+        <w:rPr>
+          <w:lang w:val="en_US" w:bidi="en_US"/>
+        </w:rPr>
+        <w:t>19</w:t>
+      </w:r>
       <w:r>
         <w:rPr>
           <w:lang w:val="en_US" w:bidi="en_US"/>
         </w:rPr>
         <w:t>, v:</w:t>
       </w:r>
-      <w:hyperlink r:id="rId64">
-        <w:r>
-          <w:rPr>
-            <w:lang w:val="en_US" w:bidi="en_US"/>
-          </w:rPr>
-          <w:rPr>
-            <w:color w:val="0000EE"/>
-            <w:u w:val="single"/>
-          </w:rPr>
-          <w:t>23</w:t>
-        </w:r>
-      </w:hyperlink>
+      <w:r>
+        <w:rPr>
+          <w:lang w:val="en_US" w:bidi="en_US"/>
+        </w:rPr>
+        <w:t>23</w:t>
+      </w:r>
       <w:r>
         <w:rPr>
           <w:lang w:val="en_US" w:bidi="en_US"/>
@@ -4552,18 +3982,12 @@
         </w:rPr>
         <w:t xml:space="preserve"> </w:t>
       </w:r>
-      <w:hyperlink r:id="rId66">
-        <w:r>
-          <w:rPr>
-            <w:lang w:val="en_US" w:bidi="en_US"/>
-          </w:rPr>
-          <w:rPr>
-            <w:color w:val="0000EE"/>
-            <w:u w:val="single"/>
-          </w:rPr>
-          <w:t>Ezr 5:12</w:t>
-        </w:r>
-      </w:hyperlink>
+      <w:r>
+        <w:rPr>
+          <w:lang w:val="en_US" w:bidi="en_US"/>
+        </w:rPr>
+        <w:t>Ezr 5:12</w:t>
+      </w:r>
       <w:r>
         <w:rPr>
           <w:lang w:val="en_US" w:bidi="en_US"/>
@@ -4657,18 +4081,12 @@
         </w:rPr>
         <w:t xml:space="preserve"> rage;—abs. </w:t>
       </w:r>
-      <w:hyperlink r:id="rId67">
-        <w:r>
-          <w:rPr>
-            <w:lang w:val="en_US" w:bidi="en_US"/>
-          </w:rPr>
-          <w:rPr>
-            <w:color w:val="0000EE"/>
-            <w:u w:val="single"/>
-          </w:rPr>
-          <w:t>Dn 3:13</w:t>
-        </w:r>
-      </w:hyperlink>
+      <w:r>
+        <w:rPr>
+          <w:lang w:val="en_US" w:bidi="en_US"/>
+        </w:rPr>
+        <w:t>Dn 3:13</w:t>
+      </w:r>
       <w:r>
         <w:rPr>
           <w:lang w:val="en_US" w:bidi="en_US"/>
@@ -4763,18 +4181,12 @@
         </w:rPr>
         <w:t xml:space="preserve"> </w:t>
       </w:r>
-      <w:hyperlink r:id="rId68">
-        <w:r>
-          <w:rPr>
-            <w:lang w:val="en_US" w:bidi="en_US"/>
-          </w:rPr>
-          <w:rPr>
-            <w:color w:val="0000EE"/>
-            <w:u w:val="single"/>
-          </w:rPr>
-          <w:t>Dn 7:4</w:t>
-        </w:r>
-      </w:hyperlink>
+      <w:r>
+        <w:rPr>
+          <w:lang w:val="en_US" w:bidi="en_US"/>
+        </w:rPr>
+        <w:t>Dn 7:4</w:t>
+      </w:r>
       <w:r>
         <w:rPr>
           <w:lang w:val="en_US" w:bidi="en_US"/>
@@ -4793,36 +4205,24 @@
         </w:rPr>
         <w:t xml:space="preserve">- </w:t>
       </w:r>
-      <w:hyperlink r:id="rId69">
-        <w:r>
-          <w:rPr>
-            <w:lang w:val="en_US" w:bidi="en_US"/>
-          </w:rPr>
-          <w:rPr>
-            <w:color w:val="0000EE"/>
-            <w:u w:val="single"/>
-          </w:rPr>
-          <w:t>2:41</w:t>
-        </w:r>
-      </w:hyperlink>
+      <w:r>
+        <w:rPr>
+          <w:lang w:val="en_US" w:bidi="en_US"/>
+        </w:rPr>
+        <w:t>2:41</w:t>
+      </w:r>
       <w:r>
         <w:rPr>
           <w:lang w:val="en_US" w:bidi="en_US"/>
         </w:rPr>
         <w:t xml:space="preserve">, </w:t>
       </w:r>
-      <w:hyperlink r:id="rId70">
-        <w:r>
-          <w:rPr>
-            <w:lang w:val="en_US" w:bidi="en_US"/>
-          </w:rPr>
-          <w:rPr>
-            <w:color w:val="0000EE"/>
-            <w:u w:val="single"/>
-          </w:rPr>
-          <w:t>2:42</w:t>
-        </w:r>
-      </w:hyperlink>
+      <w:r>
+        <w:rPr>
+          <w:lang w:val="en_US" w:bidi="en_US"/>
+        </w:rPr>
+        <w:t>2:42</w:t>
+      </w:r>
       <w:r>
         <w:rPr>
           <w:lang w:val="en_US" w:bidi="en_US"/>
@@ -4841,36 +4241,24 @@
         </w:rPr>
         <w:t>- v:</w:t>
       </w:r>
-      <w:hyperlink r:id="rId71">
-        <w:r>
-          <w:rPr>
-            <w:lang w:val="en_US" w:bidi="en_US"/>
-          </w:rPr>
-          <w:rPr>
-            <w:color w:val="0000EE"/>
-            <w:u w:val="single"/>
-          </w:rPr>
-          <w:t>33</w:t>
-        </w:r>
-      </w:hyperlink>
+      <w:r>
+        <w:rPr>
+          <w:lang w:val="en_US" w:bidi="en_US"/>
+        </w:rPr>
+        <w:t>33</w:t>
+      </w:r>
       <w:r>
         <w:rPr>
           <w:lang w:val="en_US" w:bidi="en_US"/>
         </w:rPr>
         <w:t>, v:</w:t>
       </w:r>
-      <w:hyperlink r:id="rId72">
-        <w:r>
-          <w:rPr>
-            <w:lang w:val="en_US" w:bidi="en_US"/>
-          </w:rPr>
-          <w:rPr>
-            <w:color w:val="0000EE"/>
-            <w:u w:val="single"/>
-          </w:rPr>
-          <w:t>34</w:t>
-        </w:r>
-      </w:hyperlink>
+      <w:r>
+        <w:rPr>
+          <w:lang w:val="en_US" w:bidi="en_US"/>
+        </w:rPr>
+        <w:t>34</w:t>
+      </w:r>
       <w:r>
         <w:rPr>
           <w:lang w:val="en_US" w:bidi="en_US"/>
@@ -4957,36 +4345,24 @@
         </w:rPr>
         <w:t xml:space="preserve">)) </w:t>
       </w:r>
-      <w:hyperlink r:id="rId37">
-        <w:r>
-          <w:rPr>
-            <w:lang w:val="en_US" w:bidi="en_US"/>
-          </w:rPr>
-          <w:rPr>
-            <w:color w:val="0000EE"/>
-            <w:u w:val="single"/>
-          </w:rPr>
-          <w:t>7:7</w:t>
-        </w:r>
-      </w:hyperlink>
+      <w:r>
+        <w:rPr>
+          <w:lang w:val="en_US" w:bidi="en_US"/>
+        </w:rPr>
+        <w:t>7:7</w:t>
+      </w:r>
       <w:r>
         <w:rPr>
           <w:lang w:val="en_US" w:bidi="en_US"/>
         </w:rPr>
         <w:t xml:space="preserve">, </w:t>
       </w:r>
-      <w:hyperlink r:id="rId65">
-        <w:r>
-          <w:rPr>
-            <w:lang w:val="en_US" w:bidi="en_US"/>
-          </w:rPr>
-          <w:rPr>
-            <w:color w:val="0000EE"/>
-            <w:u w:val="single"/>
-          </w:rPr>
-          <w:t>7:19</w:t>
-        </w:r>
-      </w:hyperlink>
+      <w:r>
+        <w:rPr>
+          <w:lang w:val="en_US" w:bidi="en_US"/>
+        </w:rPr>
+        <w:t>7:19</w:t>
+      </w:r>
       <w:r>
         <w:rPr>
           <w:lang w:val="en_US" w:bidi="en_US"/>
@@ -5006,126 +4382,84 @@
         </w:rPr>
         <w:t xml:space="preserve"> in vision, of image </w:t>
       </w:r>
-      <w:hyperlink r:id="rId71">
-        <w:r>
-          <w:rPr>
-            <w:lang w:val="en_US" w:bidi="en_US"/>
-          </w:rPr>
-          <w:rPr>
-            <w:color w:val="0000EE"/>
-            <w:u w:val="single"/>
-          </w:rPr>
-          <w:t>Dn 2:33</w:t>
-        </w:r>
-      </w:hyperlink>
+      <w:r>
+        <w:rPr>
+          <w:lang w:val="en_US" w:bidi="en_US"/>
+        </w:rPr>
+        <w:t>Dn 2:33</w:t>
+      </w:r>
       <w:r>
         <w:rPr>
           <w:lang w:val="en_US" w:bidi="en_US"/>
         </w:rPr>
         <w:t xml:space="preserve">, </w:t>
       </w:r>
-      <w:hyperlink r:id="rId72">
-        <w:r>
-          <w:rPr>
-            <w:lang w:val="en_US" w:bidi="en_US"/>
-          </w:rPr>
-          <w:rPr>
-            <w:color w:val="0000EE"/>
-            <w:u w:val="single"/>
-          </w:rPr>
-          <w:t>2:34</w:t>
-        </w:r>
-      </w:hyperlink>
+      <w:r>
+        <w:rPr>
+          <w:lang w:val="en_US" w:bidi="en_US"/>
+        </w:rPr>
+        <w:t>2:34</w:t>
+      </w:r>
       <w:r>
         <w:rPr>
           <w:lang w:val="en_US" w:bidi="en_US"/>
         </w:rPr>
         <w:t xml:space="preserve">, </w:t>
       </w:r>
-      <w:hyperlink r:id="rId69">
-        <w:r>
-          <w:rPr>
-            <w:lang w:val="en_US" w:bidi="en_US"/>
-          </w:rPr>
-          <w:rPr>
-            <w:color w:val="0000EE"/>
-            <w:u w:val="single"/>
-          </w:rPr>
-          <w:t>2:41</w:t>
-        </w:r>
-      </w:hyperlink>
+      <w:r>
+        <w:rPr>
+          <w:lang w:val="en_US" w:bidi="en_US"/>
+        </w:rPr>
+        <w:t>2:41</w:t>
+      </w:r>
       <w:r>
         <w:rPr>
           <w:lang w:val="en_US" w:bidi="en_US"/>
         </w:rPr>
         <w:t xml:space="preserve">, </w:t>
       </w:r>
-      <w:hyperlink r:id="rId70">
-        <w:r>
-          <w:rPr>
-            <w:lang w:val="en_US" w:bidi="en_US"/>
-          </w:rPr>
-          <w:rPr>
-            <w:color w:val="0000EE"/>
-            <w:u w:val="single"/>
-          </w:rPr>
-          <w:t>2:42</w:t>
-        </w:r>
-      </w:hyperlink>
+      <w:r>
+        <w:rPr>
+          <w:lang w:val="en_US" w:bidi="en_US"/>
+        </w:rPr>
+        <w:t>2:42</w:t>
+      </w:r>
       <w:r>
         <w:rPr>
           <w:lang w:val="en_US" w:bidi="en_US"/>
         </w:rPr>
         <w:t xml:space="preserve">, of beast </w:t>
       </w:r>
-      <w:hyperlink r:id="rId68">
-        <w:r>
-          <w:rPr>
-            <w:lang w:val="en_US" w:bidi="en_US"/>
-          </w:rPr>
-          <w:rPr>
-            <w:color w:val="0000EE"/>
-            <w:u w:val="single"/>
-          </w:rPr>
-          <w:t>7:4</w:t>
-        </w:r>
-      </w:hyperlink>
+      <w:r>
+        <w:rPr>
+          <w:lang w:val="en_US" w:bidi="en_US"/>
+        </w:rPr>
+        <w:t>7:4</w:t>
+      </w:r>
       <w:r>
         <w:rPr>
           <w:lang w:val="en_US" w:bidi="en_US"/>
         </w:rPr>
         <w:t xml:space="preserve">, </w:t>
       </w:r>
-      <w:hyperlink r:id="rId37">
-        <w:r>
-          <w:rPr>
-            <w:lang w:val="en_US" w:bidi="en_US"/>
-          </w:rPr>
-          <w:rPr>
-            <w:color w:val="0000EE"/>
-            <w:u w:val="single"/>
-          </w:rPr>
-          <w:t>7:7</w:t>
-        </w:r>
-      </w:hyperlink>
+      <w:r>
+        <w:rPr>
+          <w:lang w:val="en_US" w:bidi="en_US"/>
+        </w:rPr>
+        <w:t>7:7</w:t>
+      </w:r>
       <w:r>
         <w:rPr>
           <w:lang w:val="en_US" w:bidi="en_US"/>
         </w:rPr>
         <w:t xml:space="preserve">, </w:t>
       </w:r>
-      <w:hyperlink r:id="rId65">
-        <w:r>
-          <w:rPr>
-            <w:lang w:val="en_US" w:bidi="en_US"/>
-          </w:rPr>
-          <w:rPr>
-            <w:color w:val="0000EE"/>
-            <w:u w:val="single"/>
-          </w:rPr>
-          <w:t>7:19</w:t>
-        </w:r>
-      </w:hyperlink>
+      <w:r>
+        <w:rPr>
+          <w:lang w:val="en_US" w:bidi="en_US"/>
+        </w:rPr>
+        <w:t>7:19</w:t>
+      </w:r>
       <w:r>
         <w:rPr>
           <w:lang w:val="en_US" w:bidi="en_US"/>
@@ -5329,54 +4663,36 @@
         </w:rPr>
         <w:t xml:space="preserve"> </w:t>
       </w:r>
-      <w:hyperlink r:id="rId73">
-        <w:r>
-          <w:rPr>
-            <w:lang w:val="en_US" w:bidi="en_US"/>
-          </w:rPr>
-          <w:rPr>
-            <w:color w:val="0000EE"/>
-            <w:u w:val="single"/>
-          </w:rPr>
-          <w:t>Dn 6:7</w:t>
-        </w:r>
-      </w:hyperlink>
+      <w:r>
+        <w:rPr>
+          <w:lang w:val="en_US" w:bidi="en_US"/>
+        </w:rPr>
+        <w:t>Dn 6:7</w:t>
+      </w:r>
       <w:r>
         <w:rPr>
           <w:lang w:val="en_US" w:bidi="en_US"/>
         </w:rPr>
         <w:t xml:space="preserve">, </w:t>
       </w:r>
-      <w:hyperlink r:id="rId74">
-        <w:r>
-          <w:rPr>
-            <w:lang w:val="en_US" w:bidi="en_US"/>
-          </w:rPr>
-          <w:rPr>
-            <w:color w:val="0000EE"/>
-            <w:u w:val="single"/>
-          </w:rPr>
-          <w:t>6:16</w:t>
-        </w:r>
-      </w:hyperlink>
+      <w:r>
+        <w:rPr>
+          <w:lang w:val="en_US" w:bidi="en_US"/>
+        </w:rPr>
+        <w:t>6:16</w:t>
+      </w:r>
       <w:r>
         <w:rPr>
           <w:lang w:val="en_US" w:bidi="en_US"/>
         </w:rPr>
         <w:t>, abs. v:</w:t>
       </w:r>
-      <w:hyperlink r:id="rId75">
-        <w:r>
-          <w:rPr>
-            <w:lang w:val="en_US" w:bidi="en_US"/>
-          </w:rPr>
-          <w:rPr>
-            <w:color w:val="0000EE"/>
-            <w:u w:val="single"/>
-          </w:rPr>
-          <w:t>12</w:t>
-        </w:r>
-      </w:hyperlink>
+      <w:r>
+        <w:rPr>
+          <w:lang w:val="en_US" w:bidi="en_US"/>
+        </w:rPr>
+        <w:t>12</w:t>
+      </w:r>
       <w:r>
         <w:rPr>
           <w:lang w:val="en_US" w:bidi="en_US"/>
@@ -5635,18 +4951,12 @@
         </w:rPr>
         <w:t>:</w:t>
       </w:r>
-      <w:hyperlink r:id="rId76">
-        <w:r>
-          <w:rPr>
-            <w:lang w:val="en_US" w:bidi="en_US"/>
-          </w:rPr>
-          <w:rPr>
-            <w:color w:val="0000EE"/>
-            <w:u w:val="single"/>
-          </w:rPr>
-          <w:t>Dn 5:12</w:t>
-        </w:r>
-      </w:hyperlink>
+      <w:r>
+        <w:rPr>
+          <w:lang w:val="en_US" w:bidi="en_US"/>
+        </w:rPr>
+        <w:t>Dn 5:12</w:t>
+      </w:r>
       <w:r>
         <w:rPr>
           <w:lang w:val="en_US" w:bidi="en_US"/>
@@ -5665,54 +4975,36 @@
         </w:rPr>
         <w:t xml:space="preserve">: abs. </w:t>
       </w:r>
-      <w:hyperlink r:id="rId76">
-        <w:r>
-          <w:rPr>
-            <w:lang w:val="en_US" w:bidi="en_US"/>
-          </w:rPr>
-          <w:rPr>
-            <w:color w:val="0000EE"/>
-            <w:u w:val="single"/>
-          </w:rPr>
-          <w:t>Dn 5:12</w:t>
-        </w:r>
-      </w:hyperlink>
+      <w:r>
+        <w:rPr>
+          <w:lang w:val="en_US" w:bidi="en_US"/>
+        </w:rPr>
+        <w:t>Dn 5:12</w:t>
+      </w:r>
       <w:r>
         <w:rPr>
           <w:lang w:val="en_US" w:bidi="en_US"/>
         </w:rPr>
         <w:t xml:space="preserve">, </w:t>
       </w:r>
-      <w:hyperlink r:id="rId77">
-        <w:r>
-          <w:rPr>
-            <w:lang w:val="en_US" w:bidi="en_US"/>
-          </w:rPr>
-          <w:rPr>
-            <w:color w:val="0000EE"/>
-            <w:u w:val="single"/>
-          </w:rPr>
-          <w:t>6:4</w:t>
-        </w:r>
-      </w:hyperlink>
+      <w:r>
+        <w:rPr>
+          <w:lang w:val="en_US" w:bidi="en_US"/>
+        </w:rPr>
+        <w:t>6:4</w:t>
+      </w:r>
       <w:r>
         <w:rPr>
           <w:lang w:val="en_US" w:bidi="en_US"/>
         </w:rPr>
         <w:t xml:space="preserve">, cstr. </w:t>
       </w:r>
-      <w:hyperlink r:id="rId78">
-        <w:r>
-          <w:rPr>
-            <w:lang w:val="en_US" w:bidi="en_US"/>
-          </w:rPr>
-          <w:rPr>
-            <w:color w:val="0000EE"/>
-            <w:u w:val="single"/>
-          </w:rPr>
-          <w:t>4:5</w:t>
-        </w:r>
-      </w:hyperlink>
+      <w:r>
+        <w:rPr>
+          <w:lang w:val="en_US" w:bidi="en_US"/>
+        </w:rPr>
+        <w:t>4:5</w:t>
+      </w:r>
       <w:r>
         <w:rPr>
           <w:lang w:val="en_US" w:bidi="en_US"/>
@@ -5731,18 +5023,12 @@
         </w:rPr>
         <w:t xml:space="preserve"> </w:t>
       </w:r>
-      <w:hyperlink r:id="rId34">
-        <w:r>
-          <w:rPr>
-            <w:lang w:val="en_US" w:bidi="en_US"/>
-          </w:rPr>
-          <w:rPr>
-            <w:color w:val="0000EE"/>
-            <w:u w:val="single"/>
-          </w:rPr>
-          <w:t>2:35</w:t>
-        </w:r>
-      </w:hyperlink>
+      <w:r>
+        <w:rPr>
+          <w:lang w:val="en_US" w:bidi="en_US"/>
+        </w:rPr>
+        <w:t>2:35</w:t>
+      </w:r>
       <w:r>
         <w:rPr>
           <w:lang w:val="en_US" w:bidi="en_US"/>
@@ -5761,18 +5047,12 @@
         </w:rPr>
         <w:t xml:space="preserve"> </w:t>
       </w:r>
-      <w:hyperlink r:id="rId27">
-        <w:r>
-          <w:rPr>
-            <w:lang w:val="en_US" w:bidi="en_US"/>
-          </w:rPr>
-          <w:rPr>
-            <w:color w:val="0000EE"/>
-            <w:u w:val="single"/>
-          </w:rPr>
-          <w:t>7:15</w:t>
-        </w:r>
-      </w:hyperlink>
+      <w:r>
+        <w:rPr>
+          <w:lang w:val="en_US" w:bidi="en_US"/>
+        </w:rPr>
+        <w:t>7:15</w:t>
+      </w:r>
       <w:r>
         <w:rPr>
           <w:lang w:val="en_US" w:bidi="en_US"/>
@@ -5791,18 +5071,12 @@
         </w:rPr>
         <w:t xml:space="preserve"> </w:t>
       </w:r>
-      <w:hyperlink r:id="rId79">
-        <w:r>
-          <w:rPr>
-            <w:lang w:val="en_US" w:bidi="en_US"/>
-          </w:rPr>
-          <w:rPr>
-            <w:color w:val="0000EE"/>
-            <w:u w:val="single"/>
-          </w:rPr>
-          <w:t>5:20</w:t>
-        </w:r>
-      </w:hyperlink>
+      <w:r>
+        <w:rPr>
+          <w:lang w:val="en_US" w:bidi="en_US"/>
+        </w:rPr>
+        <w:t>5:20</w:t>
+      </w:r>
       <w:r>
         <w:rPr>
           <w:lang w:val="en_US" w:bidi="en_US"/>
@@ -5833,18 +5107,12 @@
         </w:rPr>
         <w:t xml:space="preserve"> </w:t>
       </w:r>
-      <w:hyperlink r:id="rId35">
-        <w:r>
-          <w:rPr>
-            <w:lang w:val="en_US" w:bidi="en_US"/>
-          </w:rPr>
-          <w:rPr>
-            <w:color w:val="0000EE"/>
-            <w:u w:val="single"/>
-          </w:rPr>
-          <w:t>7:2</w:t>
-        </w:r>
-      </w:hyperlink>
+      <w:r>
+        <w:rPr>
+          <w:lang w:val="en_US" w:bidi="en_US"/>
+        </w:rPr>
+        <w:t>7:2</w:t>
+      </w:r>
       <w:r>
         <w:rPr>
           <w:lang w:val="en_US" w:bidi="en_US"/>
@@ -5877,36 +5145,24 @@
         </w:rPr>
         <w:t xml:space="preserve"> </w:t>
       </w:r>
-      <w:hyperlink r:id="rId34">
-        <w:r>
-          <w:rPr>
-            <w:lang w:val="en_US" w:bidi="en_US"/>
-          </w:rPr>
-          <w:rPr>
-            <w:color w:val="0000EE"/>
-            <w:u w:val="single"/>
-          </w:rPr>
-          <w:t>Dn 2:35</w:t>
-        </w:r>
-      </w:hyperlink>
+      <w:r>
+        <w:rPr>
+          <w:lang w:val="en_US" w:bidi="en_US"/>
+        </w:rPr>
+        <w:t>Dn 2:35</w:t>
+      </w:r>
       <w:r>
         <w:rPr>
           <w:lang w:val="en_US" w:bidi="en_US"/>
         </w:rPr>
         <w:t xml:space="preserve">, </w:t>
       </w:r>
-      <w:hyperlink r:id="rId35">
-        <w:r>
-          <w:rPr>
-            <w:lang w:val="en_US" w:bidi="en_US"/>
-          </w:rPr>
-          <w:rPr>
-            <w:color w:val="0000EE"/>
-            <w:u w:val="single"/>
-          </w:rPr>
-          <w:t>7:2</w:t>
-        </w:r>
-      </w:hyperlink>
+      <w:r>
+        <w:rPr>
+          <w:lang w:val="en_US" w:bidi="en_US"/>
+        </w:rPr>
+        <w:t>7:2</w:t>
+      </w:r>
       <w:r>
         <w:rPr>
           <w:lang w:val="en_US" w:bidi="en_US"/>
@@ -5952,36 +5208,24 @@
         </w:rPr>
         <w:t xml:space="preserve"> of man, </w:t>
       </w:r>
-      <w:hyperlink r:id="rId79">
-        <w:r>
-          <w:rPr>
-            <w:lang w:val="en_US" w:bidi="en_US"/>
-          </w:rPr>
-          <w:rPr>
-            <w:color w:val="0000EE"/>
-            <w:u w:val="single"/>
-          </w:rPr>
-          <w:t>5:20</w:t>
-        </w:r>
-      </w:hyperlink>
+      <w:r>
+        <w:rPr>
+          <w:lang w:val="en_US" w:bidi="en_US"/>
+        </w:rPr>
+        <w:t>5:20</w:t>
+      </w:r>
       <w:r>
         <w:rPr>
           <w:lang w:val="en_US" w:bidi="en_US"/>
         </w:rPr>
         <w:t xml:space="preserve">, </w:t>
       </w:r>
-      <w:hyperlink r:id="rId27">
-        <w:r>
-          <w:rPr>
-            <w:lang w:val="en_US" w:bidi="en_US"/>
-          </w:rPr>
-          <w:rPr>
-            <w:color w:val="0000EE"/>
-            <w:u w:val="single"/>
-          </w:rPr>
-          <w:t>7:15</w:t>
-        </w:r>
-      </w:hyperlink>
+      <w:r>
+        <w:rPr>
+          <w:lang w:val="en_US" w:bidi="en_US"/>
+        </w:rPr>
+        <w:t>7:15</w:t>
+      </w:r>
       <w:r>
         <w:rPr>
           <w:lang w:val="en_US" w:bidi="en_US"/>
@@ -6012,36 +5256,24 @@
         </w:rPr>
         <w:t xml:space="preserve">: </w:t>
       </w:r>
-      <w:hyperlink r:id="rId76">
-        <w:r>
-          <w:rPr>
-            <w:lang w:val="en_US" w:bidi="en_US"/>
-          </w:rPr>
-          <w:rPr>
-            <w:color w:val="0000EE"/>
-            <w:u w:val="single"/>
-          </w:rPr>
-          <w:t>5:12</w:t>
-        </w:r>
-      </w:hyperlink>
+      <w:r>
+        <w:rPr>
+          <w:lang w:val="en_US" w:bidi="en_US"/>
+        </w:rPr>
+        <w:t>5:12</w:t>
+      </w:r>
       <w:r>
         <w:rPr>
           <w:lang w:val="en_US" w:bidi="en_US"/>
         </w:rPr>
         <w:t xml:space="preserve">, </w:t>
       </w:r>
-      <w:hyperlink r:id="rId77">
-        <w:r>
-          <w:rPr>
-            <w:lang w:val="en_US" w:bidi="en_US"/>
-          </w:rPr>
-          <w:rPr>
-            <w:color w:val="0000EE"/>
-            <w:u w:val="single"/>
-          </w:rPr>
-          <w:t>6:4</w:t>
-        </w:r>
-      </w:hyperlink>
+      <w:r>
+        <w:rPr>
+          <w:lang w:val="en_US" w:bidi="en_US"/>
+        </w:rPr>
+        <w:t>6:4</w:t>
+      </w:r>
       <w:r>
         <w:rPr>
           <w:lang w:val="en_US" w:bidi="en_US"/>
@@ -6085,72 +5317,48 @@
         </w:rPr>
         <w:t xml:space="preserve">: </w:t>
       </w:r>
-      <w:hyperlink r:id="rId78">
-        <w:r>
-          <w:rPr>
-            <w:lang w:val="en_US" w:bidi="en_US"/>
-          </w:rPr>
-          <w:rPr>
-            <w:color w:val="0000EE"/>
-            <w:u w:val="single"/>
-          </w:rPr>
-          <w:t>4:5</w:t>
-        </w:r>
-      </w:hyperlink>
+      <w:r>
+        <w:rPr>
+          <w:lang w:val="en_US" w:bidi="en_US"/>
+        </w:rPr>
+        <w:t>4:5</w:t>
+      </w:r>
       <w:r>
         <w:rPr>
           <w:lang w:val="en_US" w:bidi="en_US"/>
         </w:rPr>
         <w:t xml:space="preserve">, </w:t>
       </w:r>
-      <w:hyperlink r:id="rId44">
-        <w:r>
-          <w:rPr>
-            <w:lang w:val="en_US" w:bidi="en_US"/>
-          </w:rPr>
-          <w:rPr>
-            <w:color w:val="0000EE"/>
-            <w:u w:val="single"/>
-          </w:rPr>
-          <w:t>4:6</w:t>
-        </w:r>
-      </w:hyperlink>
+      <w:r>
+        <w:rPr>
+          <w:lang w:val="en_US" w:bidi="en_US"/>
+        </w:rPr>
+        <w:t>4:6</w:t>
+      </w:r>
       <w:r>
         <w:rPr>
           <w:lang w:val="en_US" w:bidi="en_US"/>
         </w:rPr>
         <w:t xml:space="preserve">, </w:t>
       </w:r>
-      <w:hyperlink r:id="rId80">
-        <w:r>
-          <w:rPr>
-            <w:lang w:val="en_US" w:bidi="en_US"/>
-          </w:rPr>
-          <w:rPr>
-            <w:color w:val="0000EE"/>
-            <w:u w:val="single"/>
-          </w:rPr>
-          <w:t>4:15</w:t>
-        </w:r>
-      </w:hyperlink>
+      <w:r>
+        <w:rPr>
+          <w:lang w:val="en_US" w:bidi="en_US"/>
+        </w:rPr>
+        <w:t>4:15</w:t>
+      </w:r>
       <w:r>
         <w:rPr>
           <w:lang w:val="en_US" w:bidi="en_US"/>
         </w:rPr>
         <w:t xml:space="preserve">, </w:t>
       </w:r>
-      <w:hyperlink r:id="rId45">
-        <w:r>
-          <w:rPr>
-            <w:lang w:val="en_US" w:bidi="en_US"/>
-          </w:rPr>
-          <w:rPr>
-            <w:color w:val="0000EE"/>
-            <w:u w:val="single"/>
-          </w:rPr>
-          <w:t>5:11</w:t>
-        </w:r>
-      </w:hyperlink>
+      <w:r>
+        <w:rPr>
+          <w:lang w:val="en_US" w:bidi="en_US"/>
+        </w:rPr>
+        <w:t>5:11</w:t>
+      </w:r>
       <w:r>
         <w:rPr>
           <w:lang w:val="en_US" w:bidi="en_US"/>
@@ -6181,18 +5389,12 @@
         </w:rPr>
         <w:t>: v:</w:t>
       </w:r>
-      <w:hyperlink r:id="rId81">
-        <w:r>
-          <w:rPr>
-            <w:lang w:val="en_US" w:bidi="en_US"/>
-          </w:rPr>
-          <w:rPr>
-            <w:color w:val="0000EE"/>
-            <w:u w:val="single"/>
-          </w:rPr>
-          <w:t>14</w:t>
-        </w:r>
-      </w:hyperlink>
+      <w:r>
+        <w:rPr>
+          <w:lang w:val="en_US" w:bidi="en_US"/>
+        </w:rPr>
+        <w:t>14</w:t>
+      </w:r>
       <w:r>
         <w:rPr>
           <w:lang w:val="en_US" w:bidi="en_US"/>
@@ -6286,18 +5488,12 @@
         </w:rPr>
         <w:t xml:space="preserve">: </w:t>
       </w:r>
-      <w:hyperlink r:id="rId22">
-        <w:r>
-          <w:rPr>
-            <w:lang w:val="en_US" w:bidi="en_US"/>
-          </w:rPr>
-          <w:rPr>
-            <w:color w:val="0000EE"/>
-            <w:u w:val="single"/>
-          </w:rPr>
-          <w:t>Dn 3:27</w:t>
-        </w:r>
-      </w:hyperlink>
+      <w:r>
+        <w:rPr>
+          <w:lang w:val="en_US" w:bidi="en_US"/>
+        </w:rPr>
+        <w:t>Dn 3:27</w:t>
+      </w:r>
       <w:r>
         <w:rPr>
           <w:lang w:val="en_US" w:bidi="en_US"/>
@@ -6447,18 +5643,12 @@
         </w:rPr>
         <w:t xml:space="preserve"> </w:t>
       </w:r>
-      <w:hyperlink r:id="rId79">
-        <w:r>
-          <w:rPr>
-            <w:lang w:val="en_US" w:bidi="en_US"/>
-          </w:rPr>
-          <w:rPr>
-            <w:color w:val="0000EE"/>
-            <w:u w:val="single"/>
-          </w:rPr>
-          <w:t>Dn 5:20</w:t>
-        </w:r>
-      </w:hyperlink>
+      <w:r>
+        <w:rPr>
+          <w:lang w:val="en_US" w:bidi="en_US"/>
+        </w:rPr>
+        <w:t>Dn 5:20</w:t>
+      </w:r>
       <w:r>
         <w:rPr>
           <w:lang w:val="en_US" w:bidi="en_US"/>
@@ -6516,18 +5706,12 @@
         </w:rPr>
         <w:t xml:space="preserve"> </w:t>
       </w:r>
-      <w:hyperlink r:id="rId82">
-        <w:r>
-          <w:rPr>
-            <w:lang w:val="en_US" w:bidi="en_US"/>
-          </w:rPr>
-          <w:rPr>
-            <w:color w:val="0000EE"/>
-            <w:u w:val="single"/>
-          </w:rPr>
-          <w:t>4:34</w:t>
-        </w:r>
-      </w:hyperlink>
+      <w:r>
+        <w:rPr>
+          <w:lang w:val="en_US" w:bidi="en_US"/>
+        </w:rPr>
+        <w:t>4:34</w:t>
+      </w:r>
       <w:r>
         <w:rPr>
           <w:lang w:val="en_US" w:bidi="en_US"/>
@@ -6584,18 +5768,12 @@
         </w:rPr>
         <w:t xml:space="preserve"> </w:t>
       </w:r>
-      <w:hyperlink r:id="rId59">
-        <w:r>
-          <w:rPr>
-            <w:lang w:val="en_US" w:bidi="en_US"/>
-          </w:rPr>
-          <w:rPr>
-            <w:color w:val="0000EE"/>
-            <w:u w:val="single"/>
-          </w:rPr>
-          <w:t>5:19</w:t>
-        </w:r>
-      </w:hyperlink>
+      <w:r>
+        <w:rPr>
+          <w:lang w:val="en_US" w:bidi="en_US"/>
+        </w:rPr>
+        <w:t>5:19</w:t>
+      </w:r>
       <w:r>
         <w:rPr>
           <w:lang w:val="en_US" w:bidi="en_US"/>
@@ -6640,18 +5818,12 @@
         </w:rPr>
         <w:t xml:space="preserve"> against, </w:t>
       </w:r>
-      <w:hyperlink r:id="rId83">
-        <w:r>
-          <w:rPr>
-            <w:lang w:val="en_US" w:bidi="en_US"/>
-          </w:rPr>
-          <w:rPr>
-            <w:color w:val="0000EE"/>
-            <w:u w:val="single"/>
-          </w:rPr>
-          <w:t>5:23</w:t>
-        </w:r>
-      </w:hyperlink>
+      <w:r>
+        <w:rPr>
+          <w:lang w:val="en_US" w:bidi="en_US"/>
+        </w:rPr>
+        <w:t>5:23</w:t>
+      </w:r>
       <w:r>
         <w:rPr>
           <w:lang w:val="en_US" w:bidi="en_US"/>
@@ -6733,18 +5905,12 @@
         </w:rPr>
         <w:t xml:space="preserve"> :</w:t>
       </w:r>
-      <w:hyperlink r:id="rId25">
-        <w:r>
-          <w:rPr>
-            <w:lang w:val="en_US" w:bidi="en_US"/>
-          </w:rPr>
-          <w:rPr>
-            <w:color w:val="0000EE"/>
-            <w:u w:val="single"/>
-          </w:rPr>
-          <w:t>Dn 4:7</w:t>
-        </w:r>
-      </w:hyperlink>
+      <w:r>
+        <w:rPr>
+          <w:lang w:val="en_US" w:bidi="en_US"/>
+        </w:rPr>
+        <w:t>Dn 4:7</w:t>
+      </w:r>
       <w:r>
         <w:rPr>
           <w:lang w:val="en_US" w:bidi="en_US"/>
@@ -6776,90 +5942,60 @@
         </w:rPr>
         <w:t xml:space="preserve">, of temple </w:t>
       </w:r>
-      <w:hyperlink r:id="rId84">
-        <w:r>
-          <w:rPr>
-            <w:lang w:val="en_US" w:bidi="en_US"/>
-          </w:rPr>
-          <w:rPr>
-            <w:color w:val="0000EE"/>
-            <w:u w:val="single"/>
-          </w:rPr>
-          <w:t>Ezr 6:3</w:t>
-        </w:r>
-      </w:hyperlink>
+      <w:r>
+        <w:rPr>
+          <w:lang w:val="en_US" w:bidi="en_US"/>
+        </w:rPr>
+        <w:t>Ezr 6:3</w:t>
+      </w:r>
       <w:r>
         <w:rPr>
           <w:lang w:val="en_US" w:bidi="en_US"/>
         </w:rPr>
         <w:t xml:space="preserve">, image </w:t>
       </w:r>
-      <w:hyperlink r:id="rId85">
-        <w:r>
-          <w:rPr>
-            <w:lang w:val="en_US" w:bidi="en_US"/>
-          </w:rPr>
-          <w:rPr>
-            <w:color w:val="0000EE"/>
-            <w:u w:val="single"/>
-          </w:rPr>
-          <w:t>Dn 3:1</w:t>
-        </w:r>
-      </w:hyperlink>
+      <w:r>
+        <w:rPr>
+          <w:lang w:val="en_US" w:bidi="en_US"/>
+        </w:rPr>
+        <w:t>Dn 3:1</w:t>
+      </w:r>
       <w:r>
         <w:rPr>
           <w:lang w:val="en_US" w:bidi="en_US"/>
         </w:rPr>
         <w:t xml:space="preserve">, tree in vision </w:t>
       </w:r>
-      <w:hyperlink r:id="rId25">
-        <w:r>
-          <w:rPr>
-            <w:lang w:val="en_US" w:bidi="en_US"/>
-          </w:rPr>
-          <w:rPr>
-            <w:color w:val="0000EE"/>
-            <w:u w:val="single"/>
-          </w:rPr>
-          <w:t>4:7</w:t>
-        </w:r>
-      </w:hyperlink>
+      <w:r>
+        <w:rPr>
+          <w:lang w:val="en_US" w:bidi="en_US"/>
+        </w:rPr>
+        <w:t>4:7</w:t>
+      </w:r>
       <w:r>
         <w:rPr>
           <w:lang w:val="en_US" w:bidi="en_US"/>
         </w:rPr>
         <w:t xml:space="preserve">, </w:t>
       </w:r>
-      <w:hyperlink r:id="rId54">
-        <w:r>
-          <w:rPr>
-            <w:lang w:val="en_US" w:bidi="en_US"/>
-          </w:rPr>
-          <w:rPr>
-            <w:color w:val="0000EE"/>
-            <w:u w:val="single"/>
-          </w:rPr>
-          <w:t>4:8</w:t>
-        </w:r>
-      </w:hyperlink>
+      <w:r>
+        <w:rPr>
+          <w:lang w:val="en_US" w:bidi="en_US"/>
+        </w:rPr>
+        <w:t>4:8</w:t>
+      </w:r>
       <w:r>
         <w:rPr>
           <w:lang w:val="en_US" w:bidi="en_US"/>
         </w:rPr>
         <w:t xml:space="preserve">, </w:t>
       </w:r>
-      <w:hyperlink r:id="rId56">
-        <w:r>
-          <w:rPr>
-            <w:lang w:val="en_US" w:bidi="en_US"/>
-          </w:rPr>
-          <w:rPr>
-            <w:color w:val="0000EE"/>
-            <w:u w:val="single"/>
-          </w:rPr>
-          <w:t>4:17</w:t>
-        </w:r>
-      </w:hyperlink>
+      <w:r>
+        <w:rPr>
+          <w:lang w:val="en_US" w:bidi="en_US"/>
+        </w:rPr>
+        <w:t>4:17</w:t>
+      </w:r>
       <w:r>
         <w:rPr>
           <w:lang w:val="en_US" w:bidi="en_US"/>
@@ -6929,18 +6065,12 @@
         </w:rPr>
         <w:t>:</w:t>
       </w:r>
-      <w:hyperlink r:id="rId86">
-        <w:r>
-          <w:rPr>
-            <w:lang w:val="en_US" w:bidi="en_US"/>
-          </w:rPr>
-          <w:rPr>
-            <w:color w:val="0000EE"/>
-            <w:u w:val="single"/>
-          </w:rPr>
-          <w:t>Dn 2:18</w:t>
-        </w:r>
-      </w:hyperlink>
+      <w:r>
+        <w:rPr>
+          <w:lang w:val="en_US" w:bidi="en_US"/>
+        </w:rPr>
+        <w:t>Dn 2:18</w:t>
+      </w:r>
       <w:r>
         <w:rPr>
           <w:lang w:val="en_US" w:bidi="en_US"/>
@@ -7071,18 +6201,12 @@
         </w:rPr>
         <w:t xml:space="preserve">: </w:t>
       </w:r>
-      <w:hyperlink r:id="rId44">
-        <w:r>
-          <w:rPr>
-            <w:lang w:val="en_US" w:bidi="en_US"/>
-          </w:rPr>
-          <w:rPr>
-            <w:color w:val="0000EE"/>
-            <w:u w:val="single"/>
-          </w:rPr>
-          <w:t>Dn 4:6</w:t>
-        </w:r>
-      </w:hyperlink>
+      <w:r>
+        <w:rPr>
+          <w:lang w:val="en_US" w:bidi="en_US"/>
+        </w:rPr>
+        <w:t>Dn 4:6</w:t>
+      </w:r>
       <w:r>
         <w:rPr>
           <w:lang w:val="en_US" w:bidi="en_US"/>
@@ -7101,90 +6225,60 @@
         </w:rPr>
         <w:t xml:space="preserve"> </w:t>
       </w:r>
-      <w:hyperlink r:id="rId86">
-        <w:r>
-          <w:rPr>
-            <w:lang w:val="en_US" w:bidi="en_US"/>
-          </w:rPr>
-          <w:rPr>
-            <w:color w:val="0000EE"/>
-            <w:u w:val="single"/>
-          </w:rPr>
-          <w:t>2:18</w:t>
-        </w:r>
-      </w:hyperlink>
+      <w:r>
+        <w:rPr>
+          <w:lang w:val="en_US" w:bidi="en_US"/>
+        </w:rPr>
+        <w:t>2:18</w:t>
+      </w:r>
       <w:r>
         <w:rPr>
           <w:lang w:val="en_US" w:bidi="en_US"/>
         </w:rPr>
         <w:t xml:space="preserve">, </w:t>
       </w:r>
-      <w:hyperlink r:id="rId87">
-        <w:r>
-          <w:rPr>
-            <w:lang w:val="en_US" w:bidi="en_US"/>
-          </w:rPr>
-          <w:rPr>
-            <w:color w:val="0000EE"/>
-            <w:u w:val="single"/>
-          </w:rPr>
-          <w:t>2:19</w:t>
-        </w:r>
-      </w:hyperlink>
+      <w:r>
+        <w:rPr>
+          <w:lang w:val="en_US" w:bidi="en_US"/>
+        </w:rPr>
+        <w:t>2:19</w:t>
+      </w:r>
       <w:r>
         <w:rPr>
           <w:lang w:val="en_US" w:bidi="en_US"/>
         </w:rPr>
         <w:t xml:space="preserve">, </w:t>
       </w:r>
-      <w:hyperlink r:id="rId88">
-        <w:r>
-          <w:rPr>
-            <w:lang w:val="en_US" w:bidi="en_US"/>
-          </w:rPr>
-          <w:rPr>
-            <w:color w:val="0000EE"/>
-            <w:u w:val="single"/>
-          </w:rPr>
-          <w:t>2:27</w:t>
-        </w:r>
-      </w:hyperlink>
+      <w:r>
+        <w:rPr>
+          <w:lang w:val="en_US" w:bidi="en_US"/>
+        </w:rPr>
+        <w:t>2:27</w:t>
+      </w:r>
       <w:r>
         <w:rPr>
           <w:lang w:val="en_US" w:bidi="en_US"/>
         </w:rPr>
         <w:t xml:space="preserve">, </w:t>
       </w:r>
-      <w:hyperlink r:id="rId89">
-        <w:r>
-          <w:rPr>
-            <w:lang w:val="en_US" w:bidi="en_US"/>
-          </w:rPr>
-          <w:rPr>
-            <w:color w:val="0000EE"/>
-            <w:u w:val="single"/>
-          </w:rPr>
-          <w:t>2:30</w:t>
-        </w:r>
-      </w:hyperlink>
+      <w:r>
+        <w:rPr>
+          <w:lang w:val="en_US" w:bidi="en_US"/>
+        </w:rPr>
+        <w:t>2:30</w:t>
+      </w:r>
       <w:r>
         <w:rPr>
           <w:lang w:val="en_US" w:bidi="en_US"/>
         </w:rPr>
         <w:t xml:space="preserve">, </w:t>
       </w:r>
-      <w:hyperlink r:id="rId90">
-        <w:r>
-          <w:rPr>
-            <w:lang w:val="en_US" w:bidi="en_US"/>
-          </w:rPr>
-          <w:rPr>
-            <w:color w:val="0000EE"/>
-            <w:u w:val="single"/>
-          </w:rPr>
-          <w:t>2:47</w:t>
-        </w:r>
-      </w:hyperlink>
+      <w:r>
+        <w:rPr>
+          <w:lang w:val="en_US" w:bidi="en_US"/>
+        </w:rPr>
+        <w:t>2:47</w:t>
+      </w:r>
       <w:r>
         <w:rPr>
           <w:lang w:val="en_US" w:bidi="en_US"/>
@@ -7215,36 +6309,24 @@
         </w:rPr>
         <w:t xml:space="preserve"> v:</w:t>
       </w:r>
-      <w:hyperlink r:id="rId19">
-        <w:r>
-          <w:rPr>
-            <w:lang w:val="en_US" w:bidi="en_US"/>
-          </w:rPr>
-          <w:rPr>
-            <w:color w:val="0000EE"/>
-            <w:u w:val="single"/>
-          </w:rPr>
-          <w:t>28</w:t>
-        </w:r>
-      </w:hyperlink>
+      <w:r>
+        <w:rPr>
+          <w:lang w:val="en_US" w:bidi="en_US"/>
+        </w:rPr>
+        <w:t>28</w:t>
+      </w:r>
       <w:r>
         <w:rPr>
           <w:lang w:val="en_US" w:bidi="en_US"/>
         </w:rPr>
         <w:t>, v:</w:t>
       </w:r>
-      <w:hyperlink r:id="rId90">
-        <w:r>
-          <w:rPr>
-            <w:lang w:val="en_US" w:bidi="en_US"/>
-          </w:rPr>
-          <w:rPr>
-            <w:color w:val="0000EE"/>
-            <w:u w:val="single"/>
-          </w:rPr>
-          <w:t>47</w:t>
-        </w:r>
-      </w:hyperlink>
+      <w:r>
+        <w:rPr>
+          <w:lang w:val="en_US" w:bidi="en_US"/>
+        </w:rPr>
+        <w:t>47</w:t>
+      </w:r>
       <w:r>
         <w:rPr>
           <w:lang w:val="en_US" w:bidi="en_US"/>
@@ -7263,18 +6345,12 @@
         </w:rPr>
         <w:t xml:space="preserve"> v:</w:t>
       </w:r>
-      <w:hyperlink r:id="rId91">
-        <w:r>
-          <w:rPr>
-            <w:lang w:val="en_US" w:bidi="en_US"/>
-          </w:rPr>
-          <w:rPr>
-            <w:color w:val="0000EE"/>
-            <w:u w:val="single"/>
-          </w:rPr>
-          <w:t>29</w:t>
-        </w:r>
-      </w:hyperlink>
+      <w:r>
+        <w:rPr>
+          <w:lang w:val="en_US" w:bidi="en_US"/>
+        </w:rPr>
+        <w:t>29</w:t>
+      </w:r>
       <w:r>
         <w:rPr>
           <w:lang w:val="en_US" w:bidi="en_US"/>
@@ -7344,18 +6420,12 @@
         </w:rPr>
         <w:t xml:space="preserve"> Persian official </w:t>
       </w:r>
-      <w:hyperlink r:id="rId92">
-        <w:r>
-          <w:rPr>
-            <w:lang w:val="en_US" w:bidi="en_US"/>
-          </w:rPr>
-          <w:rPr>
-            <w:color w:val="0000EE"/>
-            <w:u w:val="single"/>
-          </w:rPr>
-          <w:t>Ezr 4:8</w:t>
-        </w:r>
-      </w:hyperlink>
+      <w:r>
+        <w:rPr>
+          <w:lang w:val="en_US" w:bidi="en_US"/>
+        </w:rPr>
+        <w:t>Ezr 4:8</w:t>
+      </w:r>
       <w:r>
         <w:rPr>
           <w:lang w:val="en_US" w:bidi="en_US"/>
@@ -7567,18 +6637,12 @@
         </w:rPr>
         <w:t xml:space="preserve">: </w:t>
       </w:r>
-      <w:hyperlink r:id="rId86">
-        <w:r>
-          <w:rPr>
-            <w:lang w:val="en_US" w:bidi="en_US"/>
-          </w:rPr>
-          <w:rPr>
-            <w:color w:val="0000EE"/>
-            <w:u w:val="single"/>
-          </w:rPr>
-          <w:t>Dn 2:18</w:t>
-        </w:r>
-      </w:hyperlink>
+      <w:r>
+        <w:rPr>
+          <w:lang w:val="en_US" w:bidi="en_US"/>
+        </w:rPr>
+        <w:t>Dn 2:18</w:t>
+      </w:r>
       <w:r>
         <w:rPr>
           <w:lang w:val="en_US" w:bidi="en_US"/>
@@ -7870,18 +6934,12 @@
         </w:rPr>
         <w:t xml:space="preserve"> </w:t>
       </w:r>
-      <w:hyperlink r:id="rId93">
-        <w:r>
-          <w:rPr>
-            <w:lang w:val="en_US" w:bidi="en_US"/>
-          </w:rPr>
-          <w:rPr>
-            <w:color w:val="0000EE"/>
-            <w:u w:val="single"/>
-          </w:rPr>
-          <w:t>Dn 3:28</w:t>
-        </w:r>
-      </w:hyperlink>
+      <w:r>
+        <w:rPr>
+          <w:lang w:val="en_US" w:bidi="en_US"/>
+        </w:rPr>
+        <w:t>Dn 3:28</w:t>
+      </w:r>
       <w:r>
         <w:rPr>
           <w:lang w:val="en_US" w:bidi="en_US"/>
@@ -8077,18 +7135,12 @@
         </w:rPr>
         <w:t xml:space="preserve"> </w:t>
       </w:r>
-      <w:hyperlink r:id="rId94">
-        <w:r>
-          <w:rPr>
-            <w:lang w:val="en_US" w:bidi="en_US"/>
-          </w:rPr>
-          <w:rPr>
-            <w:color w:val="0000EE"/>
-            <w:u w:val="single"/>
-          </w:rPr>
-          <w:t>Ezr 6:6</w:t>
-        </w:r>
-      </w:hyperlink>
+      <w:r>
+        <w:rPr>
+          <w:lang w:val="en_US" w:bidi="en_US"/>
+        </w:rPr>
+        <w:t>Ezr 6:6</w:t>
+      </w:r>
       <w:r>
         <w:rPr>
           <w:lang w:val="en_US" w:bidi="en_US"/>
@@ -8306,36 +7358,24 @@
         </w:rPr>
         <w:t xml:space="preserve"> </w:t>
       </w:r>
-      <w:hyperlink r:id="rId95">
-        <w:r>
-          <w:rPr>
-            <w:lang w:val="en_US" w:bidi="en_US"/>
-          </w:rPr>
-          <w:rPr>
-            <w:color w:val="0000EE"/>
-            <w:u w:val="single"/>
-          </w:rPr>
-          <w:t>Dn 6:17</w:t>
-        </w:r>
-      </w:hyperlink>
+      <w:r>
+        <w:rPr>
+          <w:lang w:val="en_US" w:bidi="en_US"/>
+        </w:rPr>
+        <w:t>Dn 6:17</w:t>
+      </w:r>
       <w:r>
         <w:rPr>
           <w:lang w:val="en_US" w:bidi="en_US"/>
         </w:rPr>
         <w:t xml:space="preserve">, </w:t>
       </w:r>
-      <w:hyperlink r:id="rId96">
-        <w:r>
-          <w:rPr>
-            <w:lang w:val="en_US" w:bidi="en_US"/>
-          </w:rPr>
-          <w:rPr>
-            <w:color w:val="0000EE"/>
-            <w:u w:val="single"/>
-          </w:rPr>
-          <w:t>6:25</w:t>
-        </w:r>
-      </w:hyperlink>
+      <w:r>
+        <w:rPr>
+          <w:lang w:val="en_US" w:bidi="en_US"/>
+        </w:rPr>
+        <w:t>6:25</w:t>
+      </w:r>
       <w:r>
         <w:rPr>
           <w:lang w:val="en_US" w:bidi="en_US"/>
@@ -8366,18 +7406,12 @@
         </w:rPr>
         <w:t xml:space="preserve"> </w:t>
       </w:r>
-      <w:hyperlink r:id="rId97">
-        <w:r>
-          <w:rPr>
-            <w:lang w:val="en_US" w:bidi="en_US"/>
-          </w:rPr>
-          <w:rPr>
-            <w:color w:val="0000EE"/>
-            <w:u w:val="single"/>
-          </w:rPr>
-          <w:t>3:24</w:t>
-        </w:r>
-      </w:hyperlink>
+      <w:r>
+        <w:rPr>
+          <w:lang w:val="en_US" w:bidi="en_US"/>
+        </w:rPr>
+        <w:t>3:24</w:t>
+      </w:r>
       <w:r>
         <w:rPr>
           <w:lang w:val="en_US" w:bidi="en_US"/>
@@ -8409,36 +7443,24 @@
         </w:rPr>
         <w:t xml:space="preserve"> v:</w:t>
       </w:r>
-      <w:hyperlink r:id="rId98">
-        <w:r>
-          <w:rPr>
-            <w:lang w:val="en_US" w:bidi="en_US"/>
-          </w:rPr>
-          <w:rPr>
-            <w:color w:val="0000EE"/>
-            <w:u w:val="single"/>
-          </w:rPr>
-          <w:t>20</w:t>
-        </w:r>
-      </w:hyperlink>
+      <w:r>
+        <w:rPr>
+          <w:lang w:val="en_US" w:bidi="en_US"/>
+        </w:rPr>
+        <w:t>20</w:t>
+      </w:r>
       <w:r>
         <w:rPr>
           <w:lang w:val="en_US" w:bidi="en_US"/>
         </w:rPr>
         <w:t xml:space="preserve">, </w:t>
       </w:r>
-      <w:hyperlink r:id="rId99">
-        <w:r>
-          <w:rPr>
-            <w:lang w:val="en_US" w:bidi="en_US"/>
-          </w:rPr>
-          <w:rPr>
-            <w:color w:val="0000EE"/>
-            <w:u w:val="single"/>
-          </w:rPr>
-          <w:t>Ezr 7:24</w:t>
-        </w:r>
-      </w:hyperlink>
+      <w:r>
+        <w:rPr>
+          <w:lang w:val="en_US" w:bidi="en_US"/>
+        </w:rPr>
+        <w:t>Ezr 7:24</w:t>
+      </w:r>
       <w:r>
         <w:rPr>
           <w:lang w:val="en_US" w:bidi="en_US"/>
@@ -8507,36 +7529,24 @@
         </w:rPr>
         <w:t xml:space="preserve"> </w:t>
       </w:r>
-      <w:hyperlink r:id="rId97">
-        <w:r>
-          <w:rPr>
-            <w:lang w:val="en_US" w:bidi="en_US"/>
-          </w:rPr>
-          <w:rPr>
-            <w:color w:val="0000EE"/>
-            <w:u w:val="single"/>
-          </w:rPr>
-          <w:t>Dn 3:24</w:t>
-        </w:r>
-      </w:hyperlink>
+      <w:r>
+        <w:rPr>
+          <w:lang w:val="en_US" w:bidi="en_US"/>
+        </w:rPr>
+        <w:t>Dn 3:24</w:t>
+      </w:r>
       <w:r>
         <w:rPr>
           <w:lang w:val="en_US" w:bidi="en_US"/>
         </w:rPr>
         <w:t xml:space="preserve">, </w:t>
       </w:r>
-      <w:hyperlink r:id="rId96">
-        <w:r>
-          <w:rPr>
-            <w:lang w:val="en_US" w:bidi="en_US"/>
-          </w:rPr>
-          <w:rPr>
-            <w:color w:val="0000EE"/>
-            <w:u w:val="single"/>
-          </w:rPr>
-          <w:t>6:25</w:t>
-        </w:r>
-      </w:hyperlink>
+      <w:r>
+        <w:rPr>
+          <w:lang w:val="en_US" w:bidi="en_US"/>
+        </w:rPr>
+        <w:t>6:25</w:t>
+      </w:r>
       <w:r>
         <w:rPr>
           <w:lang w:val="en_US" w:bidi="en_US"/>
@@ -8555,36 +7565,24 @@
         </w:rPr>
         <w:t xml:space="preserve"> om. v:</w:t>
       </w:r>
-      <w:hyperlink r:id="rId95">
-        <w:r>
-          <w:rPr>
-            <w:lang w:val="en_US" w:bidi="en_US"/>
-          </w:rPr>
-          <w:rPr>
-            <w:color w:val="0000EE"/>
-            <w:u w:val="single"/>
-          </w:rPr>
-          <w:t>17</w:t>
-        </w:r>
-      </w:hyperlink>
+      <w:r>
+        <w:rPr>
+          <w:lang w:val="en_US" w:bidi="en_US"/>
+        </w:rPr>
+        <w:t>17</w:t>
+      </w:r>
       <w:r>
         <w:rPr>
           <w:lang w:val="en_US" w:bidi="en_US"/>
         </w:rPr>
         <w:t xml:space="preserve">; </w:t>
       </w:r>
-      <w:hyperlink r:id="rId98">
-        <w:r>
-          <w:rPr>
-            <w:lang w:val="en_US" w:bidi="en_US"/>
-          </w:rPr>
-          <w:rPr>
-            <w:color w:val="0000EE"/>
-            <w:u w:val="single"/>
-          </w:rPr>
-          <w:t>3:20</w:t>
-        </w:r>
-      </w:hyperlink>
+      <w:r>
+        <w:rPr>
+          <w:lang w:val="en_US" w:bidi="en_US"/>
+        </w:rPr>
+        <w:t>3:20</w:t>
+      </w:r>
       <w:r>
         <w:rPr>
           <w:lang w:val="en_US" w:bidi="en_US"/>
@@ -8641,18 +7639,12 @@
         </w:rPr>
         <w:t xml:space="preserve">, </w:t>
       </w:r>
-      <w:hyperlink r:id="rId99">
-        <w:r>
-          <w:rPr>
-            <w:lang w:val="en_US" w:bidi="en_US"/>
-          </w:rPr>
-          <w:rPr>
-            <w:color w:val="0000EE"/>
-            <w:u w:val="single"/>
-          </w:rPr>
-          <w:t>Ezr 7:24</w:t>
-        </w:r>
-      </w:hyperlink>
+      <w:r>
+        <w:rPr>
+          <w:lang w:val="en_US" w:bidi="en_US"/>
+        </w:rPr>
+        <w:t>Ezr 7:24</w:t>
+      </w:r>
       <w:r>
         <w:rPr>
           <w:lang w:val="en_US" w:bidi="en_US"/>
@@ -8797,18 +7789,12 @@
         </w:rPr>
         <w:t xml:space="preserve">, </w:t>
       </w:r>
-      <w:hyperlink r:id="rId100">
-        <w:r>
-          <w:rPr>
-            <w:lang w:val="en_US" w:bidi="en_US"/>
-          </w:rPr>
-          <w:rPr>
-            <w:color w:val="0000EE"/>
-            <w:u w:val="single"/>
-          </w:rPr>
-          <w:t>Dn 3:21</w:t>
-        </w:r>
-      </w:hyperlink>
+      <w:r>
+        <w:rPr>
+          <w:lang w:val="en_US" w:bidi="en_US"/>
+        </w:rPr>
+        <w:t>Dn 3:21</w:t>
+      </w:r>
       <w:r>
         <w:rPr>
           <w:lang w:val="en_US" w:bidi="en_US"/>
@@ -8841,36 +7827,24 @@
         </w:rPr>
         <w:t xml:space="preserve"> </w:t>
       </w:r>
-      <w:hyperlink r:id="rId24">
-        <w:r>
-          <w:rPr>
-            <w:lang w:val="en_US" w:bidi="en_US"/>
-          </w:rPr>
-          <w:rPr>
-            <w:color w:val="0000EE"/>
-            <w:u w:val="single"/>
-          </w:rPr>
-          <w:t>7:9</w:t>
-        </w:r>
-      </w:hyperlink>
+      <w:r>
+        <w:rPr>
+          <w:lang w:val="en_US" w:bidi="en_US"/>
+        </w:rPr>
+        <w:t>7:9</w:t>
+      </w:r>
       <w:r>
         <w:rPr>
           <w:lang w:val="en_US" w:bidi="en_US"/>
         </w:rPr>
         <w:t xml:space="preserve"> (cf. Targum </w:t>
       </w:r>
-      <w:hyperlink r:id="rId101">
-        <w:r>
-          <w:rPr>
-            <w:lang w:val="en_US" w:bidi="en_US"/>
-          </w:rPr>
-          <w:rPr>
-            <w:color w:val="0000EE"/>
-            <w:u w:val="single"/>
-          </w:rPr>
-          <w:t>Je 1:15</w:t>
-        </w:r>
-      </w:hyperlink>
+      <w:r>
+        <w:rPr>
+          <w:lang w:val="en_US" w:bidi="en_US"/>
+        </w:rPr>
+        <w:t>Je 1:15</w:t>
+      </w:r>
       <w:r>
         <w:rPr>
           <w:lang w:val="en_US" w:bidi="en_US"/>
@@ -9013,72 +7987,48 @@
         </w:rPr>
         <w:t xml:space="preserve"> </w:t>
       </w:r>
-      <w:hyperlink r:id="rId102">
-        <w:r>
-          <w:rPr>
-            <w:lang w:val="en_US" w:bidi="en_US"/>
-          </w:rPr>
-          <w:rPr>
-            <w:color w:val="0000EE"/>
-            <w:u w:val="single"/>
-          </w:rPr>
-          <w:t>Dn 3:6</w:t>
-        </w:r>
-      </w:hyperlink>
+      <w:r>
+        <w:rPr>
+          <w:lang w:val="en_US" w:bidi="en_US"/>
+        </w:rPr>
+        <w:t>Dn 3:6</w:t>
+      </w:r>
       <w:r>
         <w:rPr>
           <w:lang w:val="en_US" w:bidi="en_US"/>
         </w:rPr>
         <w:t xml:space="preserve">, </w:t>
       </w:r>
-      <w:hyperlink r:id="rId103">
-        <w:r>
-          <w:rPr>
-            <w:lang w:val="en_US" w:bidi="en_US"/>
-          </w:rPr>
-          <w:rPr>
-            <w:color w:val="0000EE"/>
-            <w:u w:val="single"/>
-          </w:rPr>
-          <w:t>3:11</w:t>
-        </w:r>
-      </w:hyperlink>
+      <w:r>
+        <w:rPr>
+          <w:lang w:val="en_US" w:bidi="en_US"/>
+        </w:rPr>
+        <w:t>3:11</w:t>
+      </w:r>
       <w:r>
         <w:rPr>
           <w:lang w:val="en_US" w:bidi="en_US"/>
         </w:rPr>
         <w:t xml:space="preserve">, </w:t>
       </w:r>
-      <w:hyperlink r:id="rId104">
-        <w:r>
-          <w:rPr>
-            <w:lang w:val="en_US" w:bidi="en_US"/>
-          </w:rPr>
-          <w:rPr>
-            <w:color w:val="0000EE"/>
-            <w:u w:val="single"/>
-          </w:rPr>
-          <w:t>6:8</w:t>
-        </w:r>
-      </w:hyperlink>
+      <w:r>
+        <w:rPr>
+          <w:lang w:val="en_US" w:bidi="en_US"/>
+        </w:rPr>
+        <w:t>6:8</w:t>
+      </w:r>
       <w:r>
         <w:rPr>
           <w:lang w:val="en_US" w:bidi="en_US"/>
         </w:rPr>
         <w:t xml:space="preserve">, </w:t>
       </w:r>
-      <w:hyperlink r:id="rId105">
-        <w:r>
-          <w:rPr>
-            <w:lang w:val="en_US" w:bidi="en_US"/>
-          </w:rPr>
-          <w:rPr>
-            <w:color w:val="0000EE"/>
-            <w:u w:val="single"/>
-          </w:rPr>
-          <w:t>6:13</w:t>
-        </w:r>
-      </w:hyperlink>
+      <w:r>
+        <w:rPr>
+          <w:lang w:val="en_US" w:bidi="en_US"/>
+        </w:rPr>
+        <w:t>6:13</w:t>
+      </w:r>
       <w:r>
         <w:rPr>
           <w:lang w:val="en_US" w:bidi="en_US"/>
@@ -9097,18 +8047,12 @@
         </w:rPr>
         <w:t xml:space="preserve"> </w:t>
       </w:r>
-      <w:hyperlink r:id="rId106">
-        <w:r>
-          <w:rPr>
-            <w:lang w:val="en_US" w:bidi="en_US"/>
-          </w:rPr>
-          <w:rPr>
-            <w:color w:val="0000EE"/>
-            <w:u w:val="single"/>
-          </w:rPr>
-          <w:t>3:15</w:t>
-        </w:r>
-      </w:hyperlink>
+      <w:r>
+        <w:rPr>
+          <w:lang w:val="en_US" w:bidi="en_US"/>
+        </w:rPr>
+        <w:t>3:15</w:t>
+      </w:r>
       <w:r>
         <w:rPr>
           <w:lang w:val="en_US" w:bidi="en_US"/>
@@ -9280,36 +8224,24 @@
         </w:rPr>
         <w:t xml:space="preserve"> of king </w:t>
       </w:r>
-      <w:hyperlink r:id="rId107">
-        <w:r>
-          <w:rPr>
-            <w:lang w:val="en_US" w:bidi="en_US"/>
-          </w:rPr>
-          <w:rPr>
-            <w:color w:val="0000EE"/>
-            <w:u w:val="single"/>
-          </w:rPr>
-          <w:t>Ezr 5:17</w:t>
-        </w:r>
-      </w:hyperlink>
+      <w:r>
+        <w:rPr>
+          <w:lang w:val="en_US" w:bidi="en_US"/>
+        </w:rPr>
+        <w:t>Ezr 5:17</w:t>
+      </w:r>
       <w:r>
         <w:rPr>
           <w:lang w:val="en_US" w:bidi="en_US"/>
         </w:rPr>
         <w:t xml:space="preserve">, of God </w:t>
       </w:r>
-      <w:hyperlink r:id="rId108">
-        <w:r>
-          <w:rPr>
-            <w:lang w:val="en_US" w:bidi="en_US"/>
-          </w:rPr>
-          <w:rPr>
-            <w:color w:val="0000EE"/>
-            <w:u w:val="single"/>
-          </w:rPr>
-          <w:t>7:18</w:t>
-        </w:r>
-      </w:hyperlink>
+      <w:r>
+        <w:rPr>
+          <w:lang w:val="en_US" w:bidi="en_US"/>
+        </w:rPr>
+        <w:t>7:18</w:t>
+      </w:r>
       <w:r>
         <w:rPr>
           <w:lang w:val="en_US" w:bidi="en_US"/>
@@ -9379,18 +8311,12 @@
         </w:rPr>
         <w:t>:</w:t>
       </w:r>
-      <w:hyperlink r:id="rId109">
-        <w:r>
-          <w:rPr>
-            <w:lang w:val="en_US" w:bidi="en_US"/>
-          </w:rPr>
-          <w:rPr>
-            <w:color w:val="0000EE"/>
-            <w:u w:val="single"/>
-          </w:rPr>
-          <w:t>Dn 4:16</w:t>
-        </w:r>
-      </w:hyperlink>
+      <w:r>
+        <w:rPr>
+          <w:lang w:val="en_US" w:bidi="en_US"/>
+        </w:rPr>
+        <w:t>Dn 4:16</w:t>
+      </w:r>
       <w:r>
         <w:rPr>
           <w:lang w:val="en_US" w:bidi="en_US"/>
@@ -9422,18 +8348,12 @@
         </w:rPr>
         <w:t xml:space="preserve"> </w:t>
       </w:r>
-      <w:hyperlink r:id="rId89">
-        <w:r>
-          <w:rPr>
-            <w:lang w:val="en_US" w:bidi="en_US"/>
-          </w:rPr>
-          <w:rPr>
-            <w:color w:val="0000EE"/>
-            <w:u w:val="single"/>
-          </w:rPr>
-          <w:t>Dn 2:30</w:t>
-        </w:r>
-      </w:hyperlink>
+      <w:r>
+        <w:rPr>
+          <w:lang w:val="en_US" w:bidi="en_US"/>
+        </w:rPr>
+        <w:t>Dn 2:30</w:t>
+      </w:r>
       <w:r>
         <w:rPr>
           <w:lang w:val="en_US" w:bidi="en_US"/>
@@ -9452,18 +8372,12 @@
         </w:rPr>
         <w:t xml:space="preserve">- </w:t>
       </w:r>
-      <w:hyperlink r:id="rId110">
-        <w:r>
-          <w:rPr>
-            <w:lang w:val="en_US" w:bidi="en_US"/>
-          </w:rPr>
-          <w:rPr>
-            <w:color w:val="0000EE"/>
-            <w:u w:val="single"/>
-          </w:rPr>
-          <w:t>7:28</w:t>
-        </w:r>
-      </w:hyperlink>
+      <w:r>
+        <w:rPr>
+          <w:lang w:val="en_US" w:bidi="en_US"/>
+        </w:rPr>
+        <w:t>7:28</w:t>
+      </w:r>
       <w:r>
         <w:rPr>
           <w:lang w:val="en_US" w:bidi="en_US"/>
@@ -9550,36 +8464,24 @@
         </w:rPr>
         <w:t xml:space="preserve">) </w:t>
       </w:r>
-      <w:hyperlink r:id="rId91">
-        <w:r>
-          <w:rPr>
-            <w:lang w:val="en_US" w:bidi="en_US"/>
-          </w:rPr>
-          <w:rPr>
-            <w:color w:val="0000EE"/>
-            <w:u w:val="single"/>
-          </w:rPr>
-          <w:t>2:29</w:t>
-        </w:r>
-      </w:hyperlink>
+      <w:r>
+        <w:rPr>
+          <w:lang w:val="en_US" w:bidi="en_US"/>
+        </w:rPr>
+        <w:t>2:29</w:t>
+      </w:r>
       <w:r>
         <w:rPr>
           <w:lang w:val="en_US" w:bidi="en_US"/>
         </w:rPr>
         <w:t xml:space="preserve">, </w:t>
       </w:r>
-      <w:hyperlink r:id="rId51">
-        <w:r>
-          <w:rPr>
-            <w:lang w:val="en_US" w:bidi="en_US"/>
-          </w:rPr>
-          <w:rPr>
-            <w:color w:val="0000EE"/>
-            <w:u w:val="single"/>
-          </w:rPr>
-          <w:t>5:10</w:t>
-        </w:r>
-      </w:hyperlink>
+      <w:r>
+        <w:rPr>
+          <w:lang w:val="en_US" w:bidi="en_US"/>
+        </w:rPr>
+        <w:t>5:10</w:t>
+      </w:r>
       <w:r>
         <w:rPr>
           <w:lang w:val="en_US" w:bidi="en_US"/>
@@ -9598,36 +8500,24 @@
         </w:rPr>
         <w:t xml:space="preserve"> </w:t>
       </w:r>
-      <w:hyperlink r:id="rId109">
-        <w:r>
-          <w:rPr>
-            <w:lang w:val="en_US" w:bidi="en_US"/>
-          </w:rPr>
-          <w:rPr>
-            <w:color w:val="0000EE"/>
-            <w:u w:val="single"/>
-          </w:rPr>
-          <w:t>4:16</w:t>
-        </w:r>
-      </w:hyperlink>
+      <w:r>
+        <w:rPr>
+          <w:lang w:val="en_US" w:bidi="en_US"/>
+        </w:rPr>
+        <w:t>4:16</w:t>
+      </w:r>
       <w:r>
         <w:rPr>
           <w:lang w:val="en_US" w:bidi="en_US"/>
         </w:rPr>
         <w:t xml:space="preserve">, </w:t>
       </w:r>
-      <w:hyperlink r:id="rId111">
-        <w:r>
-          <w:rPr>
-            <w:lang w:val="en_US" w:bidi="en_US"/>
-          </w:rPr>
-          <w:rPr>
-            <w:color w:val="0000EE"/>
-            <w:u w:val="single"/>
-          </w:rPr>
-          <w:t>5:6</w:t>
-        </w:r>
-      </w:hyperlink>
+      <w:r>
+        <w:rPr>
+          <w:lang w:val="en_US" w:bidi="en_US"/>
+        </w:rPr>
+        <w:t>5:6</w:t>
+      </w:r>
       <w:r>
         <w:rPr>
           <w:lang w:val="en_US" w:bidi="en_US"/>
@@ -9746,36 +8636,24 @@
         </w:rPr>
         <w:t xml:space="preserve"> </w:t>
       </w:r>
-      <w:hyperlink r:id="rId112">
-        <w:r>
-          <w:rPr>
-            <w:lang w:val="en_US" w:bidi="en_US"/>
-          </w:rPr>
-          <w:rPr>
-            <w:color w:val="0000EE"/>
-            <w:u w:val="single"/>
-          </w:rPr>
-          <w:t>Dn 4:1</w:t>
-        </w:r>
-      </w:hyperlink>
+      <w:r>
+        <w:rPr>
+          <w:lang w:val="en_US" w:bidi="en_US"/>
+        </w:rPr>
+        <w:t>Dn 4:1</w:t>
+      </w:r>
       <w:r>
         <w:rPr>
           <w:lang w:val="en_US" w:bidi="en_US"/>
         </w:rPr>
         <w:t xml:space="preserve"> (cf. BH </w:t>
       </w:r>
-      <w:hyperlink r:id="rId113">
-        <w:r>
-          <w:rPr>
-            <w:lang w:val="en_US" w:bidi="en_US"/>
-          </w:rPr>
-          <w:rPr>
-            <w:color w:val="0000EE"/>
-            <w:u w:val="single"/>
-          </w:rPr>
-          <w:t>Psalm 92:15</w:t>
-        </w:r>
-      </w:hyperlink>
+      <w:r>
+        <w:rPr>
+          <w:lang w:val="en_US" w:bidi="en_US"/>
+        </w:rPr>
+        <w:t>Psalm 92:15</w:t>
+      </w:r>
       <w:r>
         <w:rPr>
           <w:lang w:val="en_US" w:bidi="en_US"/>
@@ -9949,18 +8827,12 @@
         </w:rPr>
         <w:t xml:space="preserve">) </w:t>
       </w:r>
-      <w:hyperlink r:id="rId63">
-        <w:r>
-          <w:rPr>
-            <w:lang w:val="en_US" w:bidi="en_US"/>
-          </w:rPr>
-          <w:rPr>
-            <w:color w:val="0000EE"/>
-            <w:u w:val="single"/>
-          </w:rPr>
-          <w:t>Dn 2:40</w:t>
-        </w:r>
-      </w:hyperlink>
+      <w:r>
+        <w:rPr>
+          <w:lang w:val="en_US" w:bidi="en_US"/>
+        </w:rPr>
+        <w:t>Dn 2:40</w:t>
+      </w:r>
       <w:r>
         <w:rPr>
           <w:lang w:val="en_US" w:bidi="en_US"/>
@@ -10017,18 +8889,12 @@
         </w:rPr>
         <w:t xml:space="preserve"> </w:t>
       </w:r>
-      <w:hyperlink r:id="rId63">
-        <w:r>
-          <w:rPr>
-            <w:lang w:val="en_US" w:bidi="en_US"/>
-          </w:rPr>
-          <w:rPr>
-            <w:color w:val="0000EE"/>
-            <w:u w:val="single"/>
-          </w:rPr>
-          <w:t>2:40</w:t>
-        </w:r>
-      </w:hyperlink>
+      <w:r>
+        <w:rPr>
+          <w:lang w:val="en_US" w:bidi="en_US"/>
+        </w:rPr>
+        <w:t>2:40</w:t>
+      </w:r>
       <w:r>
         <w:rPr>
           <w:lang w:val="en_US" w:bidi="en_US"/>
@@ -10183,36 +9049,24 @@
         </w:rPr>
         <w:t xml:space="preserve"> acc. rei </w:t>
       </w:r>
-      <w:hyperlink r:id="rId37">
-        <w:r>
-          <w:rPr>
-            <w:lang w:val="en_US" w:bidi="en_US"/>
-          </w:rPr>
-          <w:rPr>
-            <w:color w:val="0000EE"/>
-            <w:u w:val="single"/>
-          </w:rPr>
-          <w:t>Dn 7:7</w:t>
-        </w:r>
-      </w:hyperlink>
+      <w:r>
+        <w:rPr>
+          <w:lang w:val="en_US" w:bidi="en_US"/>
+        </w:rPr>
+        <w:t>Dn 7:7</w:t>
+      </w:r>
       <w:r>
         <w:rPr>
           <w:lang w:val="en_US" w:bidi="en_US"/>
         </w:rPr>
         <w:t xml:space="preserve">, </w:t>
       </w:r>
-      <w:hyperlink r:id="rId65">
-        <w:r>
-          <w:rPr>
-            <w:lang w:val="en_US" w:bidi="en_US"/>
-          </w:rPr>
-          <w:rPr>
-            <w:color w:val="0000EE"/>
-            <w:u w:val="single"/>
-          </w:rPr>
-          <w:t>7:19</w:t>
-        </w:r>
-      </w:hyperlink>
+      <w:r>
+        <w:rPr>
+          <w:lang w:val="en_US" w:bidi="en_US"/>
+        </w:rPr>
+        <w:t>7:19</w:t>
+      </w:r>
       <w:r>
         <w:rPr>
           <w:lang w:val="en_US" w:bidi="en_US"/>
@@ -10362,18 +9216,12 @@
         </w:rPr>
         <w:t xml:space="preserve">: </w:t>
       </w:r>
-      <w:hyperlink r:id="rId114">
-        <w:r>
-          <w:rPr>
-            <w:lang w:val="en_US" w:bidi="en_US"/>
-          </w:rPr>
-          <w:rPr>
-            <w:color w:val="0000EE"/>
-            <w:u w:val="single"/>
-          </w:rPr>
-          <w:t>Dn 6:10</w:t>
-        </w:r>
-      </w:hyperlink>
+      <w:r>
+        <w:rPr>
+          <w:lang w:val="en_US" w:bidi="en_US"/>
+        </w:rPr>
+        <w:t>Dn 6:10</w:t>
+      </w:r>
       <w:r>
         <w:rPr>
           <w:lang w:val="en_US" w:bidi="en_US"/>
@@ -10392,18 +9240,12 @@
         </w:rPr>
         <w:t xml:space="preserve"> v:</w:t>
       </w:r>
-      <w:hyperlink r:id="rId105">
-        <w:r>
-          <w:rPr>
-            <w:lang w:val="en_US" w:bidi="en_US"/>
-          </w:rPr>
-          <w:rPr>
-            <w:color w:val="0000EE"/>
-            <w:u w:val="single"/>
-          </w:rPr>
-          <w:t>13</w:t>
-        </w:r>
-      </w:hyperlink>
+      <w:r>
+        <w:rPr>
+          <w:lang w:val="en_US" w:bidi="en_US"/>
+        </w:rPr>
+        <w:t>13</w:t>
+      </w:r>
       <w:r>
         <w:rPr>
           <w:lang w:val="en_US" w:bidi="en_US"/>
@@ -10422,18 +9264,12 @@
         </w:rPr>
         <w:t xml:space="preserve"> v:</w:t>
       </w:r>
-      <w:hyperlink r:id="rId115">
-        <w:r>
-          <w:rPr>
-            <w:lang w:val="en_US" w:bidi="en_US"/>
-          </w:rPr>
-          <w:rPr>
-            <w:color w:val="0000EE"/>
-            <w:u w:val="single"/>
-          </w:rPr>
-          <w:t>14</w:t>
-        </w:r>
-      </w:hyperlink>
+      <w:r>
+        <w:rPr>
+          <w:lang w:val="en_US" w:bidi="en_US"/>
+        </w:rPr>
+        <w:t>14</w:t>
+      </w:r>
       <w:r>
         <w:rPr>
           <w:lang w:val="en_US" w:bidi="en_US"/>
@@ -10477,18 +9313,12 @@
         </w:rPr>
         <w:t>) v:</w:t>
       </w:r>
-      <w:hyperlink r:id="rId116">
-        <w:r>
-          <w:rPr>
-            <w:lang w:val="en_US" w:bidi="en_US"/>
-          </w:rPr>
-          <w:rPr>
-            <w:color w:val="0000EE"/>
-            <w:u w:val="single"/>
-          </w:rPr>
-          <w:t>9</w:t>
-        </w:r>
-      </w:hyperlink>
+      <w:r>
+        <w:rPr>
+          <w:lang w:val="en_US" w:bidi="en_US"/>
+        </w:rPr>
+        <w:t>9</w:t>
+      </w:r>
       <w:r>
         <w:rPr>
           <w:lang w:val="en_US" w:bidi="en_US"/>
@@ -10533,36 +9363,24 @@
         </w:rPr>
         <w:t xml:space="preserve"> </w:t>
       </w:r>
-      <w:hyperlink r:id="rId116">
-        <w:r>
-          <w:rPr>
-            <w:lang w:val="en_US" w:bidi="en_US"/>
-          </w:rPr>
-          <w:rPr>
-            <w:color w:val="0000EE"/>
-            <w:u w:val="single"/>
-          </w:rPr>
-          <w:t>Dn 6:9</w:t>
-        </w:r>
-      </w:hyperlink>
+      <w:r>
+        <w:rPr>
+          <w:lang w:val="en_US" w:bidi="en_US"/>
+        </w:rPr>
+        <w:t>Dn 6:9</w:t>
+      </w:r>
       <w:r>
         <w:rPr>
           <w:lang w:val="en_US" w:bidi="en_US"/>
         </w:rPr>
         <w:t xml:space="preserve">, </w:t>
       </w:r>
-      <w:hyperlink r:id="rId114">
-        <w:r>
-          <w:rPr>
-            <w:lang w:val="en_US" w:bidi="en_US"/>
-          </w:rPr>
-          <w:rPr>
-            <w:color w:val="0000EE"/>
-            <w:u w:val="single"/>
-          </w:rPr>
-          <w:t>6:10</w:t>
-        </w:r>
-      </w:hyperlink>
+      <w:r>
+        <w:rPr>
+          <w:lang w:val="en_US" w:bidi="en_US"/>
+        </w:rPr>
+        <w:t>6:10</w:t>
+      </w:r>
       <w:r>
         <w:rPr>
           <w:lang w:val="en_US" w:bidi="en_US"/>
@@ -10581,36 +9399,24 @@
         </w:rPr>
         <w:t xml:space="preserve"> v:</w:t>
       </w:r>
-      <w:hyperlink r:id="rId105">
-        <w:r>
-          <w:rPr>
-            <w:lang w:val="en_US" w:bidi="en_US"/>
-          </w:rPr>
-          <w:rPr>
-            <w:color w:val="0000EE"/>
-            <w:u w:val="single"/>
-          </w:rPr>
-          <w:t>13</w:t>
-        </w:r>
-      </w:hyperlink>
+      <w:r>
+        <w:rPr>
+          <w:lang w:val="en_US" w:bidi="en_US"/>
+        </w:rPr>
+        <w:t>13</w:t>
+      </w:r>
       <w:r>
         <w:rPr>
           <w:lang w:val="en_US" w:bidi="en_US"/>
         </w:rPr>
         <w:t>, v:</w:t>
       </w:r>
-      <w:hyperlink r:id="rId115">
-        <w:r>
-          <w:rPr>
-            <w:lang w:val="en_US" w:bidi="en_US"/>
-          </w:rPr>
-          <w:rPr>
-            <w:color w:val="0000EE"/>
-            <w:u w:val="single"/>
-          </w:rPr>
-          <w:t>14</w:t>
-        </w:r>
-      </w:hyperlink>
+      <w:r>
+        <w:rPr>
+          <w:lang w:val="en_US" w:bidi="en_US"/>
+        </w:rPr>
+        <w:t>14</w:t>
+      </w:r>
       <w:r>
         <w:rPr>
           <w:lang w:val="en_US" w:bidi="en_US"/>
@@ -10700,36 +9506,24 @@
         </w:rPr>
         <w:t xml:space="preserve">, </w:t>
       </w:r>
-      <w:hyperlink r:id="rId117">
-        <w:r>
-          <w:rPr>
-            <w:lang w:val="en_US" w:bidi="en_US"/>
-          </w:rPr>
-          <w:rPr>
-            <w:color w:val="0000EE"/>
-            <w:u w:val="single"/>
-          </w:rPr>
-          <w:t>Dn 5:24</w:t>
-        </w:r>
-      </w:hyperlink>
+      <w:r>
+        <w:rPr>
+          <w:lang w:val="en_US" w:bidi="en_US"/>
+        </w:rPr>
+        <w:t>Dn 5:24</w:t>
+      </w:r>
       <w:r>
         <w:rPr>
           <w:lang w:val="en_US" w:bidi="en_US"/>
         </w:rPr>
         <w:t xml:space="preserve">, </w:t>
       </w:r>
-      <w:hyperlink r:id="rId118">
-        <w:r>
-          <w:rPr>
-            <w:lang w:val="en_US" w:bidi="en_US"/>
-          </w:rPr>
-          <w:rPr>
-            <w:color w:val="0000EE"/>
-            <w:u w:val="single"/>
-          </w:rPr>
-          <w:t>5:25</w:t>
-        </w:r>
-      </w:hyperlink>
+      <w:r>
+        <w:rPr>
+          <w:lang w:val="en_US" w:bidi="en_US"/>
+        </w:rPr>
+        <w:t>5:25</w:t>
+      </w:r>
       <w:r>
         <w:rPr>
           <w:lang w:val="en_US" w:bidi="en_US"/>
@@ -10762,18 +9556,12 @@
         </w:rPr>
         <w:t xml:space="preserve"> </w:t>
       </w:r>
-      <w:hyperlink r:id="rId119">
-        <w:r>
-          <w:rPr>
-            <w:lang w:val="en_US" w:bidi="en_US"/>
-          </w:rPr>
-          <w:rPr>
-            <w:color w:val="0000EE"/>
-            <w:u w:val="single"/>
-          </w:rPr>
-          <w:t>6:11</w:t>
-        </w:r>
-      </w:hyperlink>
+      <w:r>
+        <w:rPr>
+          <w:lang w:val="en_US" w:bidi="en_US"/>
+        </w:rPr>
+        <w:t>6:11</w:t>
+      </w:r>
       <w:r>
         <w:rPr>
           <w:lang w:val="en_US" w:bidi="en_US"/>
@@ -10917,18 +9705,12 @@
         </w:rPr>
         <w:t>:</w:t>
       </w:r>
-      <w:hyperlink r:id="rId120">
-        <w:r>
-          <w:rPr>
-            <w:lang w:val="en_US" w:bidi="en_US"/>
-          </w:rPr>
-          <w:rPr>
-            <w:color w:val="0000EE"/>
-            <w:u w:val="single"/>
-          </w:rPr>
-          <w:t>Dn 3:5</w:t>
-        </w:r>
-      </w:hyperlink>
+      <w:r>
+        <w:rPr>
+          <w:lang w:val="en_US" w:bidi="en_US"/>
+        </w:rPr>
+        <w:t>Dn 3:5</w:t>
+      </w:r>
       <w:r>
         <w:rPr>
           <w:lang w:val="en_US" w:bidi="en_US"/>
@@ -10984,72 +9766,48 @@
         </w:rPr>
         <w:t>);—</w:t>
       </w:r>
-      <w:hyperlink r:id="rId120">
-        <w:r>
-          <w:rPr>
-            <w:lang w:val="en_US" w:bidi="en_US"/>
-          </w:rPr>
-          <w:rPr>
-            <w:color w:val="0000EE"/>
-            <w:u w:val="single"/>
-          </w:rPr>
-          <w:t>Dn 3:5</w:t>
-        </w:r>
-      </w:hyperlink>
+      <w:r>
+        <w:rPr>
+          <w:lang w:val="en_US" w:bidi="en_US"/>
+        </w:rPr>
+        <w:t>Dn 3:5</w:t>
+      </w:r>
       <w:r>
         <w:rPr>
           <w:lang w:val="en_US" w:bidi="en_US"/>
         </w:rPr>
         <w:t xml:space="preserve">, </w:t>
       </w:r>
-      <w:hyperlink r:id="rId121">
-        <w:r>
-          <w:rPr>
-            <w:lang w:val="en_US" w:bidi="en_US"/>
-          </w:rPr>
-          <w:rPr>
-            <w:color w:val="0000EE"/>
-            <w:u w:val="single"/>
-          </w:rPr>
-          <w:t>3:7</w:t>
-        </w:r>
-      </w:hyperlink>
+      <w:r>
+        <w:rPr>
+          <w:lang w:val="en_US" w:bidi="en_US"/>
+        </w:rPr>
+        <w:t>3:7</w:t>
+      </w:r>
       <w:r>
         <w:rPr>
           <w:lang w:val="en_US" w:bidi="en_US"/>
         </w:rPr>
         <w:t xml:space="preserve">, </w:t>
       </w:r>
-      <w:hyperlink r:id="rId122">
-        <w:r>
-          <w:rPr>
-            <w:lang w:val="en_US" w:bidi="en_US"/>
-          </w:rPr>
-          <w:rPr>
-            <w:color w:val="0000EE"/>
-            <w:u w:val="single"/>
-          </w:rPr>
-          <w:t>3:10</w:t>
-        </w:r>
-      </w:hyperlink>
+      <w:r>
+        <w:rPr>
+          <w:lang w:val="en_US" w:bidi="en_US"/>
+        </w:rPr>
+        <w:t>3:10</w:t>
+      </w:r>
       <w:r>
         <w:rPr>
           <w:lang w:val="en_US" w:bidi="en_US"/>
         </w:rPr>
         <w:t xml:space="preserve">, </w:t>
       </w:r>
-      <w:hyperlink r:id="rId106">
-        <w:r>
-          <w:rPr>
-            <w:lang w:val="en_US" w:bidi="en_US"/>
-          </w:rPr>
-          <w:rPr>
-            <w:color w:val="0000EE"/>
-            <w:u w:val="single"/>
-          </w:rPr>
-          <w:t>3:15</w:t>
-        </w:r>
-      </w:hyperlink>
+      <w:r>
+        <w:rPr>
+          <w:lang w:val="en_US" w:bidi="en_US"/>
+        </w:rPr>
+        <w:t>3:15</w:t>
+      </w:r>
       <w:r>
         <w:rPr>
           <w:lang w:val="en_US" w:bidi="en_US"/>
